--- a/papers/_sources/the_detector_understood.docx
+++ b/papers/_sources/the_detector_understood.docx
@@ -14,6 +14,40 @@
     <w:p>
       <w:pPr>
         <w:pStyle w:val="FirstParagraph"/>
+      </w:pPr>
+      <w:r>
+        <w:rPr>
+          <w:bCs/>
+          <w:b/>
+        </w:rPr>
+        <w:t xml:space="preserve">Mark Palmer</w:t>
+      </w:r>
+      <w:r>
+        <w:t xml:space="preserve"> </w:t>
+      </w:r>
+      <w:r>
+        <w:t xml:space="preserve">· with computational collaboration by Claude (Anthropic)</w:t>
+      </w:r>
+    </w:p>
+    <w:p>
+      <w:pPr>
+        <w:pStyle w:val="BodyText"/>
+      </w:pPr>
+      <w:r>
+        <w:t xml:space="preserve">Charlotte, NC · palmer100@gmail.com</w:t>
+      </w:r>
+    </w:p>
+    <w:p>
+      <w:pPr>
+        <w:pStyle w:val="BodyText"/>
+      </w:pPr>
+      <w:r>
+        <w:t xml:space="preserve">August 2026 · Rope Framework corpus, v3.8.0+</w:t>
+      </w:r>
+    </w:p>
+    <w:p>
+      <w:pPr>
+        <w:pStyle w:val="BodyText"/>
       </w:pPr>
       <w:r>
         <w:rPr>

--- a/papers/_sources/the_detector_understood.docx
+++ b/papers/_sources/the_detector_understood.docx
@@ -2,7 +2,7 @@
 <file path=word/document.xml><?xml version="1.0" encoding="utf-8"?>
 <w:document xmlns:w="http://schemas.openxmlformats.org/wordprocessingml/2006/main" xmlns:m="http://schemas.openxmlformats.org/officeDocument/2006/math" xmlns:r="http://schemas.openxmlformats.org/officeDocument/2006/relationships" xmlns:o="urn:schemas-microsoft-com:office:office" xmlns:v="urn:schemas-microsoft-com:vml" xmlns:w10="urn:schemas-microsoft-com:office:word" xmlns:a="http://schemas.openxmlformats.org/drawingml/2006/main" xmlns:pic="http://schemas.openxmlformats.org/drawingml/2006/picture" xmlns:wp="http://schemas.openxmlformats.org/drawingml/2006/wordprocessingDrawing">
   <w:body>
-    <w:bookmarkStart w:id="29" w:name="X4bb6a5f0512cb28e2ef3421b6a98b3090c544ac"/>
+    <w:bookmarkStart w:id="37" w:name="X4bb6a5f0512cb28e2ef3421b6a98b3090c544ac"/>
     <w:p>
       <w:pPr>
         <w:pStyle w:val="Heading1"/>
@@ -172,13 +172,13 @@
         </w:pict>
       </w:r>
     </w:p>
-    <w:bookmarkStart w:id="20" w:name="Xfd85d6655a5d5729c1bd49469807b1586c706b5"/>
+    <w:bookmarkStart w:id="27" w:name="X772bf10ab84ed30dfdc52e06d08edb2b04def9a"/>
     <w:p>
       <w:pPr>
         <w:pStyle w:val="Heading2"/>
       </w:pPr>
       <w:r>
-        <w:t xml:space="preserve">The standard evidence for quantized light: a six-item scoreboard</w:t>
+        <w:t xml:space="preserve">The standard evidence for quantized light: a seven-item scoreboard</w:t>
       </w:r>
     </w:p>
     <w:p>
@@ -204,61 +204,237 @@
         <w:t xml:space="preserve"> </w:t>
       </w:r>
       <w:r>
-        <w:t xml:space="preserve">a definite, registered status. Here is the scoreboard, in plain terms.</w:t>
-      </w:r>
-    </w:p>
-    <w:p>
-      <w:pPr>
-        <w:pStyle w:val="BodyText"/>
+        <w:t xml:space="preserve">a definite, registered status. For each, we give the standard</w:t>
+      </w:r>
+      <w:r>
+        <w:t xml:space="preserve"> </w:t>
+      </w:r>
+      <w:r>
+        <w:t xml:space="preserve">quantum-optical account as a physicist would state it, then the rope</w:t>
+      </w:r>
+      <w:r>
+        <w:t xml:space="preserve"> </w:t>
+      </w:r>
+      <w:r>
+        <w:t xml:space="preserve">account. The point of the contrast is not that the standard predictions</w:t>
+      </w:r>
+      <w:r>
+        <w:t xml:space="preserve"> </w:t>
+      </w:r>
+      <w:r>
+        <w:t xml:space="preserve">are wrong – they are superbly confirmed – but that the standard</w:t>
+      </w:r>
+      <w:r>
+        <w:t xml:space="preserve"> </w:t>
+      </w:r>
+      <w:r>
+        <w:rPr>
+          <w:iCs/>
+          <w:i/>
+        </w:rPr>
+        <w:t xml:space="preserve">story</w:t>
+      </w:r>
+      <w:r>
+        <w:t xml:space="preserve"> </w:t>
+      </w:r>
+      <w:r>
+        <w:t xml:space="preserve">underneath them leans on objects no one can point to (a</w:t>
+      </w:r>
+      <w:r>
+        <w:t xml:space="preserve"> </w:t>
+      </w:r>
+      <w:r>
+        <w:t xml:space="preserve">wavefunction that is real enough to interfere yet collapses when looked</w:t>
+      </w:r>
+      <w:r>
+        <w:t xml:space="preserve"> </w:t>
+      </w:r>
+      <w:r>
+        <w:t xml:space="preserve">at, an indivisibility with no carrier, a choice made by nothing), while</w:t>
+      </w:r>
+      <w:r>
+        <w:t xml:space="preserve"> </w:t>
+      </w:r>
+      <w:r>
+        <w:t xml:space="preserve">the rope account replaces each of those with a mechanical event you</w:t>
+      </w:r>
+      <w:r>
+        <w:t xml:space="preserve"> </w:t>
+      </w:r>
+      <w:r>
+        <w:t xml:space="preserve">could in principle watch.</w:t>
+      </w:r>
+    </w:p>
+    <w:bookmarkStart w:id="20" w:name="Xb19127f37f7c70e3edd1cf9d8ad90b537c51c71"/>
+    <w:p>
+      <w:pPr>
+        <w:pStyle w:val="Heading3"/>
+      </w:pPr>
+      <w:r>
+        <w:t xml:space="preserve">0. The double slit, one photon at a time: DERIVED</w:t>
+      </w:r>
+    </w:p>
+    <w:p>
+      <w:pPr>
+        <w:pStyle w:val="FirstParagraph"/>
       </w:pPr>
       <w:r>
         <w:rPr>
           <w:bCs/>
           <w:b/>
         </w:rPr>
-        <w:t xml:space="preserve">1. Beam-splitter correlations (Grangier-Roger): DERIVED.</w:t>
-      </w:r>
-      <w:r>
-        <w:t xml:space="preserve"> </w:t>
-      </w:r>
-      <w:r>
-        <w:t xml:space="preserve">Send one</w:t>
-      </w:r>
-      <w:r>
-        <w:t xml:space="preserve"> </w:t>
-      </w:r>
-      <w:r>
-        <w:t xml:space="preserve">photon at a half-silvered mirror and exactly one side clicks, 50/50,</w:t>
-      </w:r>
-      <w:r>
-        <w:t xml:space="preserve"> </w:t>
-      </w:r>
-      <w:r>
-        <w:t xml:space="preserve">never both. The classical machinery measurably could not do this (the</w:t>
-      </w:r>
-      <w:r>
-        <w:t xml:space="preserve"> </w:t>
-      </w:r>
-      <w:r>
-        <w:t xml:space="preserve">split packet clicked neither side). With the third assumption plus the</w:t>
-      </w:r>
-      <w:r>
-        <w:t xml:space="preserve"> </w:t>
-      </w:r>
-      <w:r>
-        <w:t xml:space="preserve">framework’s existing probability rule, it becomes one line of</w:t>
-      </w:r>
-      <w:r>
-        <w:t xml:space="preserve"> </w:t>
-      </w:r>
-      <w:r>
-        <w:t xml:space="preserve">arithmetic: the whole quantum lands on one side, with odds given by the</w:t>
-      </w:r>
-      <w:r>
-        <w:t xml:space="preserve"> </w:t>
-      </w:r>
-      <w:r>
-        <w:t xml:space="preserve">energy each side receives.</w:t>
+        <w:t xml:space="preserve">What quantum optics says.</w:t>
+      </w:r>
+      <w:r>
+        <w:t xml:space="preserve"> </w:t>
+      </w:r>
+      <w:r>
+        <w:t xml:space="preserve">Fire single photons at a two-slit barrier,</w:t>
+      </w:r>
+      <w:r>
+        <w:t xml:space="preserve"> </w:t>
+      </w:r>
+      <w:r>
+        <w:t xml:space="preserve">one at a time, hours apart, and each lands as a single dot on the</w:t>
+      </w:r>
+      <w:r>
+        <w:t xml:space="preserve"> </w:t>
+      </w:r>
+      <w:r>
+        <w:t xml:space="preserve">screen. Yet as the dots accumulate they build up an interference</w:t>
+      </w:r>
+      <w:r>
+        <w:t xml:space="preserve"> </w:t>
+      </w:r>
+      <w:r>
+        <w:t xml:space="preserve">pattern, bright and dark bands, exactly as if a wave had passed through</w:t>
+      </w:r>
+      <w:r>
+        <w:t xml:space="preserve"> </w:t>
+      </w:r>
+      <w:r>
+        <w:t xml:space="preserve">both slits at once. Since only one photon is ever in the apparatus, the</w:t>
+      </w:r>
+      <w:r>
+        <w:t xml:space="preserve"> </w:t>
+      </w:r>
+      <w:r>
+        <w:t xml:space="preserve">standard telling is that each photon interferes</w:t>
+      </w:r>
+      <w:r>
+        <w:t xml:space="preserve"> </w:t>
+      </w:r>
+      <w:r>
+        <w:rPr>
+          <w:iCs/>
+          <w:i/>
+        </w:rPr>
+        <w:t xml:space="preserve">with itself</w:t>
+      </w:r>
+      <w:r>
+        <w:t xml:space="preserve">: its</w:t>
+      </w:r>
+      <w:r>
+        <w:t xml:space="preserve"> </w:t>
+      </w:r>
+      <w:r>
+        <w:t xml:space="preserve">wavefunction passes through both slits, the two amplitudes superpose,</w:t>
+      </w:r>
+      <w:r>
+        <w:t xml:space="preserve"> </w:t>
+      </w:r>
+      <w:r>
+        <w:t xml:space="preserve">and |psi|^2 gives the landing-probability pattern. Cover one slit, or</w:t>
+      </w:r>
+      <w:r>
+        <w:t xml:space="preserve"> </w:t>
+      </w:r>
+      <w:r>
+        <w:t xml:space="preserve">place a which-path detector, and the interference vanishes – the wave</w:t>
+      </w:r>
+      <w:r>
+        <w:t xml:space="preserve"> </w:t>
+      </w:r>
+      <w:r>
+        <w:t xml:space="preserve">behavior and the which-slit fact are complementary and cannot both be</w:t>
+      </w:r>
+      <w:r>
+        <w:t xml:space="preserve"> </w:t>
+      </w:r>
+      <w:r>
+        <w:t xml:space="preserve">had. The dot is where the wavefunction</w:t>
+      </w:r>
+      <w:r>
+        <w:t xml:space="preserve"> </w:t>
+      </w:r>
+      <w:r>
+        <w:t xml:space="preserve">“</w:t>
+      </w:r>
+      <w:r>
+        <w:t xml:space="preserve">collapses</w:t>
+      </w:r>
+      <w:r>
+        <w:t xml:space="preserve">”</w:t>
+      </w:r>
+      <w:r>
+        <w:t xml:space="preserve"> </w:t>
+      </w:r>
+      <w:r>
+        <w:t xml:space="preserve">to a position on</w:t>
+      </w:r>
+      <w:r>
+        <w:t xml:space="preserve"> </w:t>
+      </w:r>
+      <w:r>
+        <w:t xml:space="preserve">detection. What travels as a spread-out wave but arrives as a point, why</w:t>
+      </w:r>
+      <w:r>
+        <w:t xml:space="preserve"> </w:t>
+      </w:r>
+      <w:r>
+        <w:t xml:space="preserve">detection localizes it, and how a single indivisible photon</w:t>
+      </w:r>
+      <w:r>
+        <w:t xml:space="preserve"> </w:t>
+      </w:r>
+      <w:r>
+        <w:t xml:space="preserve">“</w:t>
+      </w:r>
+      <w:r>
+        <w:t xml:space="preserve">goes</w:t>
+      </w:r>
+      <w:r>
+        <w:t xml:space="preserve"> </w:t>
+      </w:r>
+      <w:r>
+        <w:t xml:space="preserve">through both slits,</w:t>
+      </w:r>
+      <w:r>
+        <w:t xml:space="preserve">”</w:t>
+      </w:r>
+      <w:r>
+        <w:t xml:space="preserve"> </w:t>
+      </w:r>
+      <w:r>
+        <w:t xml:space="preserve">are the familiar puzzles, stated as facts of nature</w:t>
+      </w:r>
+      <w:r>
+        <w:t xml:space="preserve"> </w:t>
+      </w:r>
+      <w:r>
+        <w:t xml:space="preserve">rather than explained. Feynman called this the one mystery of quantum</w:t>
+      </w:r>
+      <w:r>
+        <w:t xml:space="preserve"> </w:t>
+      </w:r>
+      <w:r>
+        <w:t xml:space="preserve">mechanics, the phenomenon that contains everything strange about the</w:t>
+      </w:r>
+      <w:r>
+        <w:t xml:space="preserve"> </w:t>
+      </w:r>
+      <w:r>
+        <w:t xml:space="preserve">theory.</w:t>
       </w:r>
     </w:p>
     <w:p>
@@ -270,43 +446,136 @@
           <w:bCs/>
           <w:b/>
         </w:rPr>
-        <w:t xml:space="preserve">2. Antibunching: DERIVED, with a bonus theorem.</w:t>
-      </w:r>
-      <w:r>
-        <w:t xml:space="preserve"> </w:t>
-      </w:r>
-      <w:r>
-        <w:t xml:space="preserve">A true single-photon</w:t>
-      </w:r>
-      <w:r>
-        <w:t xml:space="preserve"> </w:t>
-      </w:r>
-      <w:r>
-        <w:t xml:space="preserve">source never produces two clicks at once. The framework proves something</w:t>
-      </w:r>
-      <w:r>
-        <w:t xml:space="preserve"> </w:t>
-      </w:r>
-      <w:r>
-        <w:t xml:space="preserve">stronger and practical: the antibunching measurement is immune to loss.</w:t>
-      </w:r>
-      <w:r>
-        <w:t xml:space="preserve"> </w:t>
-      </w:r>
-      <w:r>
-        <w:t xml:space="preserve">No amount of detector inefficiency or imbalance can fake or destroy it,</w:t>
-      </w:r>
-      <w:r>
-        <w:t xml:space="preserve"> </w:t>
-      </w:r>
-      <w:r>
-        <w:t xml:space="preserve">which is exactly why the historic experiments could trust their result.</w:t>
-      </w:r>
-      <w:r>
-        <w:t xml:space="preserve"> </w:t>
-      </w:r>
-      <w:r>
-        <w:t xml:space="preserve">The famous measured value of 0.18 gets a sharper reading too: it is not</w:t>
+        <w:t xml:space="preserve">What rope theory says.</w:t>
+      </w:r>
+      <w:r>
+        <w:t xml:space="preserve"> </w:t>
+      </w:r>
+      <w:r>
+        <w:t xml:space="preserve">Nothing pointlike ever travels, so there is</w:t>
+      </w:r>
+      <w:r>
+        <w:t xml:space="preserve"> </w:t>
+      </w:r>
+      <w:r>
+        <w:t xml:space="preserve">no particle that must be in two places and no self-interference to</w:t>
+      </w:r>
+      <w:r>
+        <w:t xml:space="preserve"> </w:t>
+      </w:r>
+      <w:r>
+        <w:t xml:space="preserve">explain. Each emission is a torsional wave on the strand network, and a</w:t>
+      </w:r>
+      <w:r>
+        <w:t xml:space="preserve"> </w:t>
+      </w:r>
+      <w:r>
+        <w:t xml:space="preserve">wave threads both slits every single time – there is nothing unusual in</w:t>
+      </w:r>
+      <w:r>
+        <w:t xml:space="preserve"> </w:t>
+      </w:r>
+      <w:r>
+        <w:t xml:space="preserve">that, it is what waves do – laying down the full striped standing</w:t>
+      </w:r>
+      <w:r>
+        <w:t xml:space="preserve"> </w:t>
+      </w:r>
+      <w:r>
+        <w:t xml:space="preserve">pattern of delivered energy across the screen. The classical two-slit</w:t>
+      </w:r>
+      <w:r>
+        <w:t xml:space="preserve"> </w:t>
+      </w:r>
+      <w:r>
+        <w:t xml:space="preserve">intensity law I proportional to 1 + cos(2 pi Delta / lambda) is already</w:t>
+      </w:r>
+      <w:r>
+        <w:t xml:space="preserve"> </w:t>
+      </w:r>
+      <w:r>
+        <w:t xml:space="preserve">a Derived result of the framework, from ordinary linear superposition</w:t>
+      </w:r>
+      <w:r>
+        <w:t xml:space="preserve"> </w:t>
+      </w:r>
+      <w:r>
+        <w:t xml:space="preserve">(EM-004). The dot is not the photon arriving; it is the</w:t>
+      </w:r>
+      <w:r>
+        <w:t xml:space="preserve"> </w:t>
+      </w:r>
+      <w:r>
+        <w:rPr>
+          <w:iCs/>
+          <w:i/>
+        </w:rPr>
+        <w:t xml:space="preserve">detector</w:t>
+      </w:r>
+      <w:r>
+        <w:rPr>
+          <w:iCs/>
+          <w:i/>
+        </w:rPr>
+        <w:t xml:space="preserve"> </w:t>
+      </w:r>
+      <w:r>
+        <w:rPr>
+          <w:iCs/>
+          <w:i/>
+        </w:rPr>
+        <w:t xml:space="preserve">firing</w:t>
+      </w:r>
+      <w:r>
+        <w:t xml:space="preserve">, a threshold nucleation that is pointlike for the same reason a</w:t>
+      </w:r>
+      <w:r>
+        <w:t xml:space="preserve"> </w:t>
+      </w:r>
+      <w:r>
+        <w:t xml:space="preserve">single ping of rain on a tin roof is pointlike, because that is what</w:t>
+      </w:r>
+      <w:r>
+        <w:t xml:space="preserve"> </w:t>
+      </w:r>
+      <w:r>
+        <w:t xml:space="preserve">tripping a threshold looks like. Where the dot lands is drawn from the</w:t>
+      </w:r>
+      <w:r>
+        <w:t xml:space="preserve"> </w:t>
+      </w:r>
+      <w:r>
+        <w:t xml:space="preserve">wave’s own energy map: the chance at any spot is proportional to the</w:t>
+      </w:r>
+      <w:r>
+        <w:t xml:space="preserve"> </w:t>
+      </w:r>
+      <w:r>
+        <w:t xml:space="preserve">energy the wave delivered there (the registered Born-rate structure), so</w:t>
+      </w:r>
+      <w:r>
+        <w:t xml:space="preserve"> </w:t>
+      </w:r>
+      <w:r>
+        <w:t xml:space="preserve">each single dot is a sample from the same standing striped pattern. Fire</w:t>
+      </w:r>
+      <w:r>
+        <w:t xml:space="preserve"> </w:t>
+      </w:r>
+      <w:r>
+        <w:t xml:space="preserve">ten thousand photons over ten hours and the dots trace the stripes,</w:t>
+      </w:r>
+      <w:r>
+        <w:t xml:space="preserve"> </w:t>
+      </w:r>
+      <w:r>
+        <w:t xml:space="preserve">because every dot was drawn from the same map – no photon needs to</w:t>
+      </w:r>
+      <w:r>
+        <w:t xml:space="preserve"> </w:t>
+      </w:r>
+      <w:r>
+        <w:t xml:space="preserve">remember the ones before it, and none ever</w:t>
       </w:r>
       <w:r>
         <w:t xml:space="preserve"> </w:t>
@@ -315,7 +584,7 @@
         <w:t xml:space="preserve">“</w:t>
       </w:r>
       <w:r>
-        <w:t xml:space="preserve">imperfect antibunching</w:t>
+        <w:t xml:space="preserve">chooses a slit,</w:t>
       </w:r>
       <w:r>
         <w:t xml:space="preserve">”</w:t>
@@ -324,73 +593,250 @@
         <w:t xml:space="preserve"> </w:t>
       </w:r>
       <w:r>
-        <w:t xml:space="preserve">but a direct measurement of how often the</w:t>
-      </w:r>
-      <w:r>
-        <w:t xml:space="preserve"> </w:t>
-      </w:r>
-      <w:r>
-        <w:t xml:space="preserve">source accidentally emits two photons.</w:t>
-      </w:r>
-    </w:p>
-    <w:p>
-      <w:pPr>
-        <w:pStyle w:val="BodyText"/>
+        <w:t xml:space="preserve">because</w:t>
+      </w:r>
+      <w:r>
+        <w:t xml:space="preserve"> </w:t>
+      </w:r>
+      <w:r>
+        <w:t xml:space="preserve">none ever travels as a particle. Cover a slit and the map loses its</w:t>
+      </w:r>
+      <w:r>
+        <w:t xml:space="preserve"> </w:t>
+      </w:r>
+      <w:r>
+        <w:t xml:space="preserve">stripes; the dots follow. The wave delivers the odds; the bath delivers</w:t>
+      </w:r>
+      <w:r>
+        <w:t xml:space="preserve"> </w:t>
+      </w:r>
+      <w:r>
+        <w:t xml:space="preserve">the dot. The one honest boundary, stated rather than glossed: this is</w:t>
+      </w:r>
+      <w:r>
+        <w:t xml:space="preserve"> </w:t>
+      </w:r>
+      <w:r>
+        <w:t xml:space="preserve">the plain single-screen double slit. Splitting one photon’s energy</w:t>
+      </w:r>
+      <w:r>
+        <w:t xml:space="preserve"> </w:t>
+      </w:r>
+      <w:r>
+        <w:t xml:space="preserve">between two</w:t>
+      </w:r>
+      <w:r>
+        <w:t xml:space="preserve"> </w:t>
+      </w:r>
+      <w:r>
+        <w:rPr>
+          <w:iCs/>
+          <w:i/>
+        </w:rPr>
+        <w:t xml:space="preserve">separated</w:t>
+      </w:r>
+      <w:r>
+        <w:t xml:space="preserve"> </w:t>
+      </w:r>
+      <w:r>
+        <w:t xml:space="preserve">detectors and having exactly one fire is the</w:t>
+      </w:r>
+      <w:r>
+        <w:t xml:space="preserve"> </w:t>
+      </w:r>
+      <w:r>
+        <w:t xml:space="preserve">funneling step, which needs the whole-quantum rule (item 1) and is</w:t>
+      </w:r>
+      <w:r>
+        <w:t xml:space="preserve"> </w:t>
+      </w:r>
+      <w:r>
+        <w:t xml:space="preserve">registered, at absorption, as the framework’s surveyed edge.</w:t>
+      </w:r>
+    </w:p>
+    <w:bookmarkEnd w:id="20"/>
+    <w:bookmarkStart w:id="21" w:name="X5ae47094bce75615f0f40ebcf4d5a7e63a02f39"/>
+    <w:p>
+      <w:pPr>
+        <w:pStyle w:val="Heading3"/>
+      </w:pPr>
+      <w:r>
+        <w:t xml:space="preserve">1. Beam-splitter correlations (Grangier-Roger): DERIVED</w:t>
+      </w:r>
+    </w:p>
+    <w:p>
+      <w:pPr>
+        <w:pStyle w:val="FirstParagraph"/>
       </w:pPr>
       <w:r>
         <w:rPr>
           <w:bCs/>
           <w:b/>
         </w:rPr>
-        <w:t xml:space="preserve">3. Photon-count statistics: DERIVED, both regimes.</w:t>
-      </w:r>
-      <w:r>
-        <w:t xml:space="preserve"> </w:t>
-      </w:r>
-      <w:r>
-        <w:t xml:space="preserve">Laser light</w:t>
-      </w:r>
-      <w:r>
-        <w:t xml:space="preserve"> </w:t>
-      </w:r>
-      <w:r>
-        <w:t xml:space="preserve">clicks randomly (Poisson); lamp light clicks in bunches</w:t>
-      </w:r>
-      <w:r>
-        <w:t xml:space="preserve"> </w:t>
-      </w:r>
-      <w:r>
-        <w:t xml:space="preserve">(Bose-Einstein). Both fall out of the framework’s own detector, and a</w:t>
-      </w:r>
-      <w:r>
-        <w:t xml:space="preserve"> </w:t>
-      </w:r>
-      <w:r>
-        <w:t xml:space="preserve">small theorem explains a piece of history: for ordinary light, the</w:t>
-      </w:r>
-      <w:r>
-        <w:t xml:space="preserve"> </w:t>
-      </w:r>
-      <w:r>
-        <w:t xml:space="preserve">smooth-wave description and the counting-quanta description give</w:t>
-      </w:r>
-      <w:r>
-        <w:t xml:space="preserve"> </w:t>
-      </w:r>
-      <w:r>
-        <w:t xml:space="preserve">IDENTICAL statistics. That is why classical optics thrived for a century</w:t>
-      </w:r>
-      <w:r>
-        <w:t xml:space="preserve"> </w:t>
-      </w:r>
-      <w:r>
-        <w:t xml:space="preserve">without photons, and why only special quantum light sources could ever</w:t>
-      </w:r>
-      <w:r>
-        <w:t xml:space="preserve"> </w:t>
-      </w:r>
-      <w:r>
-        <w:t xml:space="preserve">force the issue.</w:t>
+        <w:t xml:space="preserve">What quantum optics says.</w:t>
+      </w:r>
+      <w:r>
+        <w:t xml:space="preserve"> </w:t>
+      </w:r>
+      <w:r>
+        <w:t xml:space="preserve">A single photon meets a 50/50 beam</w:t>
+      </w:r>
+      <w:r>
+        <w:t xml:space="preserve"> </w:t>
+      </w:r>
+      <w:r>
+        <w:t xml:space="preserve">splitter. In the quantized-field description the photon is prepared in a</w:t>
+      </w:r>
+      <w:r>
+        <w:t xml:space="preserve"> </w:t>
+      </w:r>
+      <w:r>
+        <w:t xml:space="preserve">one-particle Fock state, and at the splitter it enters a coherent</w:t>
+      </w:r>
+      <w:r>
+        <w:t xml:space="preserve"> </w:t>
+      </w:r>
+      <w:r>
+        <w:t xml:space="preserve">superposition of two orthogonal spatial modes – transmitted and</w:t>
+      </w:r>
+      <w:r>
+        <w:t xml:space="preserve"> </w:t>
+      </w:r>
+      <w:r>
+        <w:t xml:space="preserve">reflected – written a|t&gt; + b|r&gt; with |a|^2 = |b|^2 = 1/2. The field</w:t>
+      </w:r>
+      <w:r>
+        <w:t xml:space="preserve"> </w:t>
+      </w:r>
+      <w:r>
+        <w:t xml:space="preserve">genuinely occupies both output arms; that is what lets it interfere if</w:t>
+      </w:r>
+      <w:r>
+        <w:t xml:space="preserve"> </w:t>
+      </w:r>
+      <w:r>
+        <w:t xml:space="preserve">the arms are later recombined. Yet when two detectors watch the arms,</w:t>
+      </w:r>
+      <w:r>
+        <w:t xml:space="preserve"> </w:t>
+      </w:r>
+      <w:r>
+        <w:t xml:space="preserve">exactly one fires, and the anticorrelation parameter drops below the</w:t>
+      </w:r>
+      <w:r>
+        <w:t xml:space="preserve"> </w:t>
+      </w:r>
+      <w:r>
+        <w:t xml:space="preserve">classical bound (Grangier, Roger and Aspect measured it well under one),</w:t>
+      </w:r>
+      <w:r>
+        <w:t xml:space="preserve"> </w:t>
+      </w:r>
+      <w:r>
+        <w:t xml:space="preserve">which no divisible classical field can do. The standard account bridges</w:t>
+      </w:r>
+      <w:r>
+        <w:t xml:space="preserve"> </w:t>
+      </w:r>
+      <w:r>
+        <w:t xml:space="preserve">“</w:t>
+      </w:r>
+      <w:r>
+        <w:t xml:space="preserve">the field is in both arms</w:t>
+      </w:r>
+      <w:r>
+        <w:t xml:space="preserve">”</w:t>
+      </w:r>
+      <w:r>
+        <w:t xml:space="preserve"> </w:t>
+      </w:r>
+      <w:r>
+        <w:t xml:space="preserve">and</w:t>
+      </w:r>
+      <w:r>
+        <w:t xml:space="preserve"> </w:t>
+      </w:r>
+      <w:r>
+        <w:t xml:space="preserve">“</w:t>
+      </w:r>
+      <w:r>
+        <w:t xml:space="preserve">only one detector clicks</w:t>
+      </w:r>
+      <w:r>
+        <w:t xml:space="preserve">”</w:t>
+      </w:r>
+      <w:r>
+        <w:t xml:space="preserve"> </w:t>
+      </w:r>
+      <w:r>
+        <w:t xml:space="preserve">by</w:t>
+      </w:r>
+      <w:r>
+        <w:t xml:space="preserve"> </w:t>
+      </w:r>
+      <w:r>
+        <w:t xml:space="preserve">measurement collapse: the act of detection projects the superposition</w:t>
+      </w:r>
+      <w:r>
+        <w:t xml:space="preserve"> </w:t>
+      </w:r>
+      <w:r>
+        <w:t xml:space="preserve">onto one mode, and does so globally, so that the instant one detector</w:t>
+      </w:r>
+      <w:r>
+        <w:t xml:space="preserve"> </w:t>
+      </w:r>
+      <w:r>
+        <w:t xml:space="preserve">fires the other’s probability drops to zero even though nothing</w:t>
+      </w:r>
+      <w:r>
+        <w:t xml:space="preserve"> </w:t>
+      </w:r>
+      <w:r>
+        <w:t xml:space="preserve">mechanical connected them. What</w:t>
+      </w:r>
+      <w:r>
+        <w:t xml:space="preserve"> </w:t>
+      </w:r>
+      <w:r>
+        <w:t xml:space="preserve">“</w:t>
+      </w:r>
+      <w:r>
+        <w:t xml:space="preserve">collapse</w:t>
+      </w:r>
+      <w:r>
+        <w:t xml:space="preserve">”</w:t>
+      </w:r>
+      <w:r>
+        <w:t xml:space="preserve"> </w:t>
+      </w:r>
+      <w:r>
+        <w:rPr>
+          <w:iCs/>
+          <w:i/>
+        </w:rPr>
+        <w:t xml:space="preserve">is</w:t>
+      </w:r>
+      <w:r>
+        <w:t xml:space="preserve">, why it happens on</w:t>
+      </w:r>
+      <w:r>
+        <w:t xml:space="preserve"> </w:t>
+      </w:r>
+      <w:r>
+        <w:t xml:space="preserve">detection and not before, and how the two arms coordinate their</w:t>
+      </w:r>
+      <w:r>
+        <w:t xml:space="preserve"> </w:t>
+      </w:r>
+      <w:r>
+        <w:t xml:space="preserve">outcomes, are left as the measurement problem – acknowledged, not</w:t>
+      </w:r>
+      <w:r>
+        <w:t xml:space="preserve"> </w:t>
+      </w:r>
+      <w:r>
+        <w:t xml:space="preserve">solved.</w:t>
       </w:r>
     </w:p>
     <w:p>
@@ -402,145 +848,277 @@
           <w:bCs/>
           <w:b/>
         </w:rPr>
-        <w:t xml:space="preserve">4. Delayed choice: DERIVED AS A NON-PARADOX.</w:t>
-      </w:r>
-      <w:r>
-        <w:t xml:space="preserve"> </w:t>
-      </w:r>
-      <w:r>
-        <w:t xml:space="preserve">Wheeler’s famous</w:t>
-      </w:r>
-      <w:r>
-        <w:t xml:space="preserve"> </w:t>
-      </w:r>
-      <w:r>
-        <w:t xml:space="preserve">puzzle – decide how to measure AFTER the photon is in flight, and it</w:t>
-      </w:r>
-      <w:r>
-        <w:t xml:space="preserve"> </w:t>
-      </w:r>
-      <w:r>
-        <w:t xml:space="preserve">seems to retroactively</w:t>
-      </w:r>
-      <w:r>
-        <w:t xml:space="preserve"> </w:t>
-      </w:r>
-      <w:r>
-        <w:t xml:space="preserve">“</w:t>
-      </w:r>
-      <w:r>
-        <w:t xml:space="preserve">choose</w:t>
-      </w:r>
-      <w:r>
-        <w:t xml:space="preserve">”</w:t>
-      </w:r>
-      <w:r>
-        <w:t xml:space="preserve"> </w:t>
-      </w:r>
-      <w:r>
-        <w:t xml:space="preserve">wave or particle behavior – dissolves</w:t>
-      </w:r>
-      <w:r>
-        <w:t xml:space="preserve"> </w:t>
-      </w:r>
-      <w:r>
-        <w:t xml:space="preserve">because the framework never had a particle that chose anything. The</w:t>
-      </w:r>
-      <w:r>
-        <w:t xml:space="preserve"> </w:t>
-      </w:r>
-      <w:r>
-        <w:t xml:space="preserve">wave takes both paths in every configuration; the only event is the</w:t>
-      </w:r>
-      <w:r>
-        <w:t xml:space="preserve"> </w:t>
-      </w:r>
-      <w:r>
-        <w:t xml:space="preserve">click at the end; a late change to the apparatus just changes what the</w:t>
-      </w:r>
-      <w:r>
-        <w:t xml:space="preserve"> </w:t>
-      </w:r>
-      <w:r>
-        <w:t xml:space="preserve">still-flying wave will meet. As a bonus, the celebrated wave-particle</w:t>
-      </w:r>
-      <w:r>
-        <w:t xml:space="preserve"> </w:t>
-      </w:r>
-      <w:r>
-        <w:t xml:space="preserve">trade-off formula (V squared plus D squared equals one) comes out as</w:t>
-      </w:r>
-      <w:r>
-        <w:t xml:space="preserve"> </w:t>
-      </w:r>
-      <w:r>
-        <w:t xml:space="preserve">four lines of energy bookkeeping.</w:t>
-      </w:r>
-    </w:p>
-    <w:p>
-      <w:pPr>
-        <w:pStyle w:val="BodyText"/>
+        <w:t xml:space="preserve">What rope theory says.</w:t>
+      </w:r>
+      <w:r>
+        <w:t xml:space="preserve"> </w:t>
+      </w:r>
+      <w:r>
+        <w:t xml:space="preserve">Two things are kept strictly separate that</w:t>
+      </w:r>
+      <w:r>
+        <w:t xml:space="preserve"> </w:t>
+      </w:r>
+      <w:r>
+        <w:t xml:space="preserve">the standard story fuses: the wave and the quantum. The torsional wave</w:t>
+      </w:r>
+      <w:r>
+        <w:t xml:space="preserve"> </w:t>
+      </w:r>
+      <w:r>
+        <w:t xml:space="preserve">on the strand network is an ordinary classical excitation, and it does</w:t>
+      </w:r>
+      <w:r>
+        <w:t xml:space="preserve"> </w:t>
+      </w:r>
+      <w:r>
+        <w:t xml:space="preserve">split at the mirror – part threads each arm, exactly as a wave should,</w:t>
+      </w:r>
+      <w:r>
+        <w:t xml:space="preserve"> </w:t>
+      </w:r>
+      <w:r>
+        <w:t xml:space="preserve">with no mystery and no superposition-of-a-particle. What cannot split is</w:t>
+      </w:r>
+      <w:r>
+        <w:t xml:space="preserve"> </w:t>
+      </w:r>
+      <w:r>
+        <w:t xml:space="preserve">the</w:t>
+      </w:r>
+      <w:r>
+        <w:t xml:space="preserve"> </w:t>
+      </w:r>
+      <w:r>
+        <w:rPr>
+          <w:iCs/>
+          <w:i/>
+        </w:rPr>
+        <w:t xml:space="preserve">quantum</w:t>
+      </w:r>
+      <w:r>
+        <w:t xml:space="preserve">: the conserved, integer-valued packet of channel energy</w:t>
+      </w:r>
+      <w:r>
+        <w:t xml:space="preserve"> </w:t>
+      </w:r>
+      <w:r>
+        <w:t xml:space="preserve">the wave carries. Indivisibility here is not an axiom hung on a</w:t>
+      </w:r>
+      <w:r>
+        <w:t xml:space="preserve"> </w:t>
+      </w:r>
+      <w:r>
+        <w:t xml:space="preserve">pointlike object; it is topological, the same integer that makes charge</w:t>
+      </w:r>
+      <w:r>
+        <w:t xml:space="preserve"> </w:t>
+      </w:r>
+      <w:r>
+        <w:t xml:space="preserve">and linking number whole. At absorption the quantum is delivered to</w:t>
+      </w:r>
+      <w:r>
+        <w:t xml:space="preserve"> </w:t>
+      </w:r>
+      <w:r>
+        <w:t xml:space="preserve">exactly one nucleation channel – one detector – and which channel wins</w:t>
+      </w:r>
+      <w:r>
+        <w:t xml:space="preserve"> </w:t>
+      </w:r>
+      <w:r>
+        <w:t xml:space="preserve">is set by the framework’s already-registered probability rule: the</w:t>
+      </w:r>
+      <w:r>
+        <w:t xml:space="preserve"> </w:t>
+      </w:r>
+      <w:r>
+        <w:t xml:space="preserve">chance of arm i is its share of the delivered energy, P(i) = E_i / sum_j</w:t>
+      </w:r>
+      <w:r>
+        <w:t xml:space="preserve"> </w:t>
+      </w:r>
+      <w:r>
+        <w:t xml:space="preserve">E_j. For a balanced splitter that is one-half each, so exactly one side</w:t>
+      </w:r>
+      <w:r>
+        <w:t xml:space="preserve"> </w:t>
+      </w:r>
+      <w:r>
+        <w:t xml:space="preserve">clicks, 50/50, and the anticoincidence is exact (g2(0) = 0 for a single</w:t>
+      </w:r>
+      <w:r>
+        <w:t xml:space="preserve"> </w:t>
+      </w:r>
+      <w:r>
+        <w:t xml:space="preserve">quantum) because there is only one quantum to place. No collapse is</w:t>
+      </w:r>
+      <w:r>
+        <w:t xml:space="preserve"> </w:t>
+      </w:r>
+      <w:r>
+        <w:t xml:space="preserve">invoked and none is needed: there was never a particle spread across</w:t>
+      </w:r>
+      <w:r>
+        <w:t xml:space="preserve"> </w:t>
+      </w:r>
+      <w:r>
+        <w:t xml:space="preserve">both arms waiting to be projected, only a wave (really in both arms) and</w:t>
+      </w:r>
+      <w:r>
+        <w:t xml:space="preserve"> </w:t>
+      </w:r>
+      <w:r>
+        <w:t xml:space="preserve">a quantum (really delivered to one). The consistency check the standard</w:t>
+      </w:r>
+      <w:r>
+        <w:t xml:space="preserve"> </w:t>
+      </w:r>
+      <w:r>
+        <w:t xml:space="preserve">collapse postulate usually omits is stated here on the claim’s face:</w:t>
+      </w:r>
+      <w:r>
+        <w:t xml:space="preserve"> </w:t>
+      </w:r>
+      <w:r>
+        <w:t xml:space="preserve">feed the same machinery ordinary coherent light and it thins to</w:t>
+      </w:r>
+      <w:r>
+        <w:t xml:space="preserve"> </w:t>
+      </w:r>
+      <w:r>
+        <w:t xml:space="preserve">independent Poisson clicks with g2(0) = 1 – the framework</w:t>
+      </w:r>
+      <w:r>
+        <w:t xml:space="preserve"> </w:t>
+      </w:r>
+      <w:r>
+        <w:rPr>
+          <w:iCs/>
+          <w:i/>
+        </w:rPr>
+        <w:t xml:space="preserve">cannot</w:t>
+      </w:r>
+      <w:r>
+        <w:t xml:space="preserve"> </w:t>
+      </w:r>
+      <w:r>
+        <w:t xml:space="preserve">manufacture a quantum signature for classical light, which is exactly</w:t>
+      </w:r>
+      <w:r>
+        <w:t xml:space="preserve"> </w:t>
+      </w:r>
+      <w:r>
+        <w:t xml:space="preserve">the line a good granularity postulate must not cross (FND-STRAND-025,</w:t>
+      </w:r>
+      <w:r>
+        <w:t xml:space="preserve"> </w:t>
+      </w:r>
+      <w:r>
+        <w:t xml:space="preserve">Derived).</w:t>
+      </w:r>
+    </w:p>
+    <w:bookmarkEnd w:id="21"/>
+    <w:bookmarkStart w:id="22" w:name="X8503f2e95badd69068c114ed07241d9179fca6a"/>
+    <w:p>
+      <w:pPr>
+        <w:pStyle w:val="Heading3"/>
+      </w:pPr>
+      <w:r>
+        <w:t xml:space="preserve">2. Antibunching: DERIVED, with a bonus theorem</w:t>
+      </w:r>
+    </w:p>
+    <w:p>
+      <w:pPr>
+        <w:pStyle w:val="FirstParagraph"/>
       </w:pPr>
       <w:r>
         <w:rPr>
           <w:bCs/>
           <w:b/>
         </w:rPr>
-        <w:t xml:space="preserve">5. Hong-Ou-Mandel interference: PINNED, not yet explained.</w:t>
-      </w:r>
-      <w:r>
-        <w:t xml:space="preserve"> </w:t>
-      </w:r>
-      <w:r>
-        <w:t xml:space="preserve">Two</w:t>
-      </w:r>
-      <w:r>
-        <w:t xml:space="preserve"> </w:t>
-      </w:r>
-      <w:r>
-        <w:t xml:space="preserve">identical photons meeting at a splitter always exit together – the</w:t>
-      </w:r>
-      <w:r>
-        <w:t xml:space="preserve"> </w:t>
-      </w:r>
-      <w:r>
-        <w:t xml:space="preserve">deepest two-photon effect below Bell tests. The framework derives its</w:t>
-      </w:r>
-      <w:r>
-        <w:t xml:space="preserve"> </w:t>
-      </w:r>
-      <w:r>
-        <w:t xml:space="preserve">own exact shortfall: its wave picture can reach at most half the</w:t>
-      </w:r>
-      <w:r>
-        <w:t xml:space="preserve"> </w:t>
-      </w:r>
-      <w:r>
-        <w:t xml:space="preserve">measured effect, its granular picture predicts none of it, and the</w:t>
-      </w:r>
-      <w:r>
-        <w:t xml:space="preserve"> </w:t>
-      </w:r>
-      <w:r>
-        <w:t xml:space="preserve">missing ingredient is located precisely (a correlation in how two</w:t>
-      </w:r>
-      <w:r>
-        <w:t xml:space="preserve"> </w:t>
-      </w:r>
-      <w:r>
-        <w:t xml:space="preserve">identical quanta are DELIVERED, not in how they travel or are</w:t>
-      </w:r>
-      <w:r>
-        <w:t xml:space="preserve"> </w:t>
-      </w:r>
-      <w:r>
-        <w:t xml:space="preserve">detected). The shape of a fix is specified, with its own kill</w:t>
-      </w:r>
-      <w:r>
-        <w:t xml:space="preserve"> </w:t>
-      </w:r>
-      <w:r>
-        <w:t xml:space="preserve">conditions pre-drafted, and deliberately not yet adopted.</w:t>
+        <w:t xml:space="preserve">What quantum optics says.</w:t>
+      </w:r>
+      <w:r>
+        <w:t xml:space="preserve"> </w:t>
+      </w:r>
+      <w:r>
+        <w:t xml:space="preserve">A true single-photon source never</w:t>
+      </w:r>
+      <w:r>
+        <w:t xml:space="preserve"> </w:t>
+      </w:r>
+      <w:r>
+        <w:t xml:space="preserve">produces two simultaneous clicks: split its output and the two arms</w:t>
+      </w:r>
+      <w:r>
+        <w:t xml:space="preserve"> </w:t>
+      </w:r>
+      <w:r>
+        <w:t xml:space="preserve">never fire together. Formally the second-order coherence at zero delay</w:t>
+      </w:r>
+      <w:r>
+        <w:t xml:space="preserve"> </w:t>
+      </w:r>
+      <w:r>
+        <w:t xml:space="preserve">obeys g2(0) = &lt;n(n-1)&gt;/</w:t>
+      </w:r>
+      <w:r>
+        <w:t xml:space="preserve">^2, and for a one-photon number state this is</w:t>
+      </w:r>
+      <w:r>
+        <w:t xml:space="preserve"> </w:t>
+      </w:r>
+      <w:r>
+        <w:t xml:space="preserve">identically zero, whereas every classical field satisfies g2(0) &gt;= 1 (a</w:t>
+      </w:r>
+      <w:r>
+        <w:t xml:space="preserve"> </w:t>
+      </w:r>
+      <w:r>
+        <w:t xml:space="preserve">Cauchy-Schwarz bound on a nonnegative, divisible intensity). Sub-unity</w:t>
+      </w:r>
+      <w:r>
+        <w:t xml:space="preserve"> </w:t>
+      </w:r>
+      <w:r>
+        <w:t xml:space="preserve">g2(0) is therefore treated as a signature of nonclassical light with no</w:t>
+      </w:r>
+      <w:r>
+        <w:t xml:space="preserve"> </w:t>
+      </w:r>
+      <w:r>
+        <w:t xml:space="preserve">wave explanation at all. In practice the measured value sits above zero</w:t>
+      </w:r>
+      <w:r>
+        <w:t xml:space="preserve"> </w:t>
+      </w:r>
+      <w:r>
+        <w:t xml:space="preserve">– historically around 0.18 – and the textbook reading is</w:t>
+      </w:r>
+      <w:r>
+        <w:t xml:space="preserve"> </w:t>
+      </w:r>
+      <w:r>
+        <w:t xml:space="preserve">“</w:t>
+      </w:r>
+      <w:r>
+        <w:t xml:space="preserve">imperfect</w:t>
+      </w:r>
+      <w:r>
+        <w:t xml:space="preserve"> </w:t>
+      </w:r>
+      <w:r>
+        <w:t xml:space="preserve">antibunching,</w:t>
+      </w:r>
+      <w:r>
+        <w:t xml:space="preserve">”</w:t>
+      </w:r>
+      <w:r>
+        <w:t xml:space="preserve"> </w:t>
+      </w:r>
+      <w:r>
+        <w:t xml:space="preserve">a blemish attributed vaguely to the apparatus.</w:t>
       </w:r>
     </w:p>
     <w:p>
@@ -552,155 +1130,486 @@
           <w:bCs/>
           <w:b/>
         </w:rPr>
-        <w:t xml:space="preserve">6. Heralded single photons, and the quantum eraser: HONESTLY</w:t>
-      </w:r>
+        <w:t xml:space="preserve">What rope theory says.</w:t>
+      </w:r>
+      <w:r>
+        <w:t xml:space="preserve"> </w:t>
+      </w:r>
+      <w:r>
+        <w:t xml:space="preserve">Because delivery is by whole quanta, a</w:t>
+      </w:r>
+      <w:r>
+        <w:t xml:space="preserve"> </w:t>
+      </w:r>
+      <w:r>
+        <w:t xml:space="preserve">beam-splitter g2 measurement is simply a multinomial sampler of the</w:t>
+      </w:r>
+      <w:r>
+        <w:t xml:space="preserve"> </w:t>
+      </w:r>
+      <w:r>
+        <w:t xml:space="preserve">source’s photon number, and the framework proves the result exactly: the</w:t>
+      </w:r>
+      <w:r>
+        <w:t xml:space="preserve"> </w:t>
+      </w:r>
+      <w:r>
+        <w:t xml:space="preserve">measured g2 equals the source’s normalized second factorial moment,</w:t>
+      </w:r>
+      <w:r>
+        <w:t xml:space="preserve"> </w:t>
+      </w:r>
+      <w:r>
+        <w:t xml:space="preserve">&lt;n(n-1)&gt;/</w:t>
+      </w:r>
+      <w:r>
+        <w:t xml:space="preserve">^2,</w:t>
+      </w:r>
+      <w:r>
+        <w:t xml:space="preserve"> </w:t>
+      </w:r>
+      <w:r>
+        <w:rPr>
+          <w:iCs/>
+          <w:i/>
+        </w:rPr>
+        <w:t xml:space="preserve">independent of the splitter ratio and of both arm</w:t>
+      </w:r>
+      <w:r>
+        <w:rPr>
+          <w:iCs/>
+          <w:i/>
+        </w:rPr>
+        <w:t xml:space="preserve"> </w:t>
+      </w:r>
+      <w:r>
+        <w:rPr>
+          <w:iCs/>
+          <w:i/>
+        </w:rPr>
+        <w:t xml:space="preserve">efficiencies</w:t>
+      </w:r>
+      <w:r>
+        <w:t xml:space="preserve">. Every instrumental constant cancels in the ratio. That</w:t>
+      </w:r>
+      <w:r>
+        <w:t xml:space="preserve"> </w:t>
+      </w:r>
+      <w:r>
+        <w:t xml:space="preserve">yields a theorem the standard pedagogy rarely states plainly – loss</w:t>
+      </w:r>
+      <w:r>
+        <w:t xml:space="preserve"> </w:t>
+      </w:r>
+      <w:r>
+        <w:t xml:space="preserve">cannot create or destroy antibunching – which is precisely why the</w:t>
+      </w:r>
+      <w:r>
+        <w:t xml:space="preserve"> </w:t>
+      </w:r>
+      <w:r>
+        <w:t xml:space="preserve">historic experiments were entitled to trust their anticoincidence</w:t>
+      </w:r>
+      <w:r>
+        <w:t xml:space="preserve"> </w:t>
+      </w:r>
+      <w:r>
+        <w:t xml:space="preserve">figure through lossy, unbalanced optics. The classical bound g2 &gt;= 1 is</w:t>
+      </w:r>
+      <w:r>
+        <w:t xml:space="preserve"> </w:t>
+      </w:r>
+      <w:r>
+        <w:t xml:space="preserve">not violated but</w:t>
+      </w:r>
+      <w:r>
+        <w:t xml:space="preserve"> </w:t>
+      </w:r>
+      <w:r>
+        <w:rPr>
+          <w:iCs/>
+          <w:i/>
+        </w:rPr>
+        <w:t xml:space="preserve">reinterpreted</w:t>
+      </w:r>
+      <w:r>
+        <w:t xml:space="preserve">: it was always a theorem about</w:t>
+      </w:r>
+      <w:r>
+        <w:t xml:space="preserve"> </w:t>
+      </w:r>
+      <w:r>
+        <w:t xml:space="preserve">divisible intensities, and once the sampled object is integer quanta its</w:t>
+      </w:r>
+      <w:r>
+        <w:t xml:space="preserve"> </w:t>
+      </w:r>
+      <w:r>
+        <w:t xml:space="preserve">premise is simply absent. And the famous 0.18 stops being a blemish and</w:t>
+      </w:r>
+      <w:r>
+        <w:t xml:space="preserve"> </w:t>
+      </w:r>
+      <w:r>
+        <w:t xml:space="preserve">becomes a measurement: a real source is a mixture of one- and two-quantum</w:t>
+      </w:r>
+      <w:r>
+        <w:t xml:space="preserve"> </w:t>
+      </w:r>
+      <w:r>
+        <w:t xml:space="preserve">emissions, g2 = 2p2/(p1 + 2p2)^2, so 0.18 pins the two-quantum</w:t>
+      </w:r>
+      <w:r>
+        <w:t xml:space="preserve"> </w:t>
+      </w:r>
+      <w:r>
+        <w:t xml:space="preserve">contamination (about p2 = 0.11 at p1 = 0.89). It is a number about the</w:t>
+      </w:r>
+      <w:r>
+        <w:t xml:space="preserve"> </w:t>
+      </w:r>
+      <w:r>
+        <w:t xml:space="preserve">source’s purity, not the detector’s imperfection, and it is confrontable</w:t>
+      </w:r>
+      <w:r>
+        <w:t xml:space="preserve"> </w:t>
+      </w:r>
+      <w:r>
+        <w:t xml:space="preserve">against any published heralded-source characterization (FND-STRAND-026,</w:t>
+      </w:r>
+      <w:r>
+        <w:t xml:space="preserve"> </w:t>
+      </w:r>
+      <w:r>
+        <w:t xml:space="preserve">Derived).</w:t>
+      </w:r>
+    </w:p>
+    <w:bookmarkEnd w:id="22"/>
+    <w:bookmarkStart w:id="23" w:name="Xc46164209ffad594b48272d2f1ea1482b327ff6"/>
+    <w:p>
+      <w:pPr>
+        <w:pStyle w:val="Heading3"/>
+      </w:pPr>
+      <w:r>
+        <w:t xml:space="preserve">3. Photon-count statistics: DERIVED, both regimes</w:t>
+      </w:r>
+    </w:p>
+    <w:p>
+      <w:pPr>
+        <w:pStyle w:val="FirstParagraph"/>
+      </w:pPr>
       <w:r>
         <w:rPr>
           <w:bCs/>
           <w:b/>
         </w:rPr>
-        <w:t xml:space="preserve"> </w:t>
-      </w:r>
+        <w:t xml:space="preserve">What quantum optics says.</w:t>
+      </w:r>
+      <w:r>
+        <w:t xml:space="preserve"> </w:t>
+      </w:r>
+      <w:r>
+        <w:t xml:space="preserve">Count clicks in a fixed window. Laser</w:t>
+      </w:r>
+      <w:r>
+        <w:t xml:space="preserve"> </w:t>
+      </w:r>
+      <w:r>
+        <w:t xml:space="preserve">light gives a Poisson distribution; a single-mode thermal source (a</w:t>
+      </w:r>
+      <w:r>
+        <w:t xml:space="preserve"> </w:t>
+      </w:r>
+      <w:r>
+        <w:t xml:space="preserve">filtered lamp) gives the wider Bose-Einstein distribution, the counting</w:t>
+      </w:r>
+      <w:r>
+        <w:t xml:space="preserve"> </w:t>
+      </w:r>
+      <w:r>
+        <w:t xml:space="preserve">face of Hanbury Brown-Twiss bunching. In the quantized theory these</w:t>
+      </w:r>
+      <w:r>
+        <w:t xml:space="preserve"> </w:t>
+      </w:r>
+      <w:r>
+        <w:t xml:space="preserve">follow from the photon-number statistics of the field’s quantum state –</w:t>
+      </w:r>
+      <w:r>
+        <w:t xml:space="preserve"> </w:t>
+      </w:r>
+      <w:r>
+        <w:t xml:space="preserve">coherent states for the laser, thermal states for the lamp. But there is</w:t>
+      </w:r>
+      <w:r>
+        <w:t xml:space="preserve"> </w:t>
+      </w:r>
+      <w:r>
+        <w:t xml:space="preserve">a historical awkwardness the quantized account has to explain away:</w:t>
+      </w:r>
+      <w:r>
+        <w:t xml:space="preserve"> </w:t>
+      </w:r>
+      <w:r>
+        <w:t xml:space="preserve">these same distributions drop out of a fully semiclassical treatment, in</w:t>
+      </w:r>
+      <w:r>
+        <w:t xml:space="preserve"> </w:t>
+      </w:r>
+      <w:r>
+        <w:t xml:space="preserve">which the field is a classical wave and only the detector is quantized</w:t>
+      </w:r>
+      <w:r>
+        <w:t xml:space="preserve"> </w:t>
+      </w:r>
+      <w:r>
+        <w:t xml:space="preserve">(Mandel’s counting formula). For all ordinary light the two pictures</w:t>
+      </w:r>
+      <w:r>
+        <w:t xml:space="preserve"> </w:t>
+      </w:r>
+      <w:r>
+        <w:t xml:space="preserve">agree, which is why a century of optics needed no photons and why</w:t>
+      </w:r>
+      <w:r>
+        <w:t xml:space="preserve"> </w:t>
+      </w:r>
+      <w:r>
+        <w:t xml:space="preserve">photon-counting alone never forced the quantum issue – a coincidence</w:t>
+      </w:r>
+      <w:r>
+        <w:t xml:space="preserve"> </w:t>
+      </w:r>
+      <w:r>
+        <w:t xml:space="preserve">the standard framework notes but does not derive.</w:t>
+      </w:r>
+    </w:p>
+    <w:p>
+      <w:pPr>
+        <w:pStyle w:val="BodyText"/>
+      </w:pPr>
       <w:r>
         <w:rPr>
           <w:bCs/>
           <w:b/>
         </w:rPr>
-        <w:t xml:space="preserve">DEFERRED.</w:t>
-      </w:r>
-      <w:r>
-        <w:t xml:space="preserve"> </w:t>
-      </w:r>
-      <w:r>
-        <w:t xml:space="preserve">Heralding (using one photon of a pair to announce its twin)</w:t>
-      </w:r>
-      <w:r>
-        <w:t xml:space="preserve"> </w:t>
-      </w:r>
-      <w:r>
-        <w:t xml:space="preserve">mostly needs something the framework has not built yet: a mechanical</w:t>
-      </w:r>
-      <w:r>
-        <w:t xml:space="preserve"> </w:t>
-      </w:r>
-      <w:r>
-        <w:t xml:space="preserve">model of the SOURCE, not the detector. And the entangled quantum eraser</w:t>
-      </w:r>
-      <w:r>
-        <w:t xml:space="preserve"> </w:t>
-      </w:r>
-      <w:r>
-        <w:t xml:space="preserve">sits behind the framework’s oldest proven boundary: a counting model</w:t>
-      </w:r>
-      <w:r>
-        <w:t xml:space="preserve"> </w:t>
-      </w:r>
-      <w:r>
-        <w:t xml:space="preserve">cannot produce Bell-type correlations, full stop, and the registry says</w:t>
-      </w:r>
-      <w:r>
-        <w:t xml:space="preserve"> </w:t>
-      </w:r>
-      <w:r>
-        <w:t xml:space="preserve">so rather than promising otherwise.</w:t>
-      </w:r>
-    </w:p>
-    <w:p>
-      <w:pPr>
-        <w:pStyle w:val="BodyText"/>
-      </w:pPr>
-      <w:r>
-        <w:t xml:space="preserve">The pattern across the scoreboard: four items converted from quantum</w:t>
-      </w:r>
-      <w:r>
-        <w:t xml:space="preserve"> </w:t>
-      </w:r>
-      <w:r>
-        <w:t xml:space="preserve">mystique into detector bookkeeping, one bounded with its missing piece</w:t>
-      </w:r>
-      <w:r>
-        <w:t xml:space="preserve"> </w:t>
-      </w:r>
-      <w:r>
-        <w:t xml:space="preserve">located to the millimeter, one deferred with the reason named. Every</w:t>
-      </w:r>
-      <w:r>
-        <w:t xml:space="preserve"> </w:t>
-      </w:r>
-      <w:r>
-        <w:t xml:space="preserve">verdict traces to a registered claim with an executable check.</w:t>
-      </w:r>
-    </w:p>
-    <w:bookmarkEnd w:id="20"/>
-    <w:bookmarkStart w:id="21" w:name="X8c7ab3652f09261409e49224f743dabde214764"/>
-    <w:p>
-      <w:pPr>
-        <w:pStyle w:val="Heading2"/>
-      </w:pPr>
-      <w:r>
-        <w:t xml:space="preserve">Three questions this framework can now answer</w:t>
+        <w:t xml:space="preserve">What rope theory says.</w:t>
+      </w:r>
+      <w:r>
+        <w:t xml:space="preserve"> </w:t>
+      </w:r>
+      <w:r>
+        <w:t xml:space="preserve">Both regimes fall out of the framework’s own</w:t>
+      </w:r>
+      <w:r>
+        <w:t xml:space="preserve"> </w:t>
+      </w:r>
+      <w:r>
+        <w:t xml:space="preserve">detector, already built twenty sessions earlier, with the coincidence</w:t>
+      </w:r>
+      <w:r>
+        <w:t xml:space="preserve"> </w:t>
+      </w:r>
+      <w:r>
+        <w:t xml:space="preserve">explained as a theorem rather than left as a curiosity. In steady weak</w:t>
+      </w:r>
+      <w:r>
+        <w:t xml:space="preserve"> </w:t>
+      </w:r>
+      <w:r>
+        <w:t xml:space="preserve">illumination the click rate tracks the delivered intensity, lambda(t) =</w:t>
+      </w:r>
+      <w:r>
+        <w:t xml:space="preserve"> </w:t>
+      </w:r>
+      <w:r>
+        <w:t xml:space="preserve">c I(t) (the registered Born-rate structure), and each click is a</w:t>
+      </w:r>
+      <w:r>
+        <w:t xml:space="preserve"> </w:t>
+      </w:r>
+      <w:r>
+        <w:t xml:space="preserve">memoryless threshold nucleation, so the counts are Poisson at fixed</w:t>
+      </w:r>
+      <w:r>
+        <w:t xml:space="preserve"> </w:t>
+      </w:r>
+      <w:r>
+        <w:t xml:space="preserve">drive. Let the drive fluctuate slowly and the click record becomes a Cox</w:t>
+      </w:r>
+      <w:r>
+        <w:t xml:space="preserve"> </w:t>
+      </w:r>
+      <w:r>
+        <w:t xml:space="preserve">process – a Poisson process with a randomly modulated rate – whose</w:t>
+      </w:r>
+      <w:r>
+        <w:t xml:space="preserve"> </w:t>
+      </w:r>
+      <w:r>
+        <w:t xml:space="preserve">count distribution is exactly Mandel’s semiclassical formula, P(m) =</w:t>
+      </w:r>
+      <w:r>
+        <w:t xml:space="preserve"> </w:t>
+      </w:r>
+      <w:r>
+        <w:t xml:space="preserve">average of (eta W)^m e^{-eta W}/m! over the integrated intensity W.</w:t>
+      </w:r>
+      <w:r>
+        <w:t xml:space="preserve"> </w:t>
+      </w:r>
+      <w:r>
+        <w:t xml:space="preserve">Constant intensity gives Poisson (laser); a fluctuating thermal</w:t>
+      </w:r>
+      <w:r>
+        <w:t xml:space="preserve"> </w:t>
+      </w:r>
+      <w:r>
+        <w:t xml:space="preserve">intensity gives Bose-Einstein (lamp). The classical boundary is placed</w:t>
+      </w:r>
+      <w:r>
+        <w:t xml:space="preserve"> </w:t>
+      </w:r>
+      <w:r>
+        <w:t xml:space="preserve">precisely: the Mandel Q parameter is nonnegative for every classical</w:t>
+      </w:r>
+      <w:r>
+        <w:t xml:space="preserve"> </w:t>
+      </w:r>
+      <w:r>
+        <w:t xml:space="preserve">drive, so sub-Poissonian counting is the counting twin of g2 &lt; 1 and</w:t>
+      </w:r>
+      <w:r>
+        <w:t xml:space="preserve"> </w:t>
+      </w:r>
+      <w:r>
+        <w:t xml:space="preserve">requires whole-quantum delivery (a Fock source thins to a Binomial, Q =</w:t>
+      </w:r>
+      <w:r>
+        <w:t xml:space="preserve"> </w:t>
+      </w:r>
+      <w:r>
+        <w:t xml:space="preserve">-eta exactly). And the historical coincidence becomes the framework’s</w:t>
+      </w:r>
+      <w:r>
+        <w:t xml:space="preserve"> </w:t>
+      </w:r>
+      <w:r>
+        <w:t xml:space="preserve">correspondence theorem: on every classical source the two describe, the</w:t>
+      </w:r>
+      <w:r>
+        <w:t xml:space="preserve"> </w:t>
+      </w:r>
+      <w:r>
+        <w:t xml:space="preserve">granular and semiclassical accounts are provably the same theory viewed</w:t>
+      </w:r>
+      <w:r>
+        <w:t xml:space="preserve"> </w:t>
+      </w:r>
+      <w:r>
+        <w:t xml:space="preserve">at two grains. That is</w:t>
+      </w:r>
+      <w:r>
+        <w:t xml:space="preserve"> </w:t>
+      </w:r>
+      <w:r>
+        <w:rPr>
+          <w:iCs/>
+          <w:i/>
+        </w:rPr>
+        <w:t xml:space="preserve">why</w:t>
+      </w:r>
+      <w:r>
+        <w:t xml:space="preserve"> </w:t>
+      </w:r>
+      <w:r>
+        <w:t xml:space="preserve">classical optics thrived without photons –</w:t>
+      </w:r>
+      <w:r>
+        <w:t xml:space="preserve"> </w:t>
+      </w:r>
+      <w:r>
+        <w:t xml:space="preserve">not an accident, a theorem the framework proves about itself</w:t>
+      </w:r>
+      <w:r>
+        <w:t xml:space="preserve"> </w:t>
+      </w:r>
+      <w:r>
+        <w:t xml:space="preserve">(FND-STRAND-027, Derived).</w:t>
+      </w:r>
+    </w:p>
+    <w:bookmarkEnd w:id="23"/>
+    <w:bookmarkStart w:id="24" w:name="delayed-choice-derived-as-a-non-paradox"/>
+    <w:p>
+      <w:pPr>
+        <w:pStyle w:val="Heading3"/>
+      </w:pPr>
+      <w:r>
+        <w:t xml:space="preserve">4. Delayed choice: DERIVED AS A NON-PARADOX</w:t>
       </w:r>
     </w:p>
     <w:p>
       <w:pPr>
         <w:pStyle w:val="FirstParagraph"/>
-      </w:pPr>
-      <w:r>
-        <w:t xml:space="preserve">Before the detail, here are the three results in their simplest form.</w:t>
-      </w:r>
-      <w:r>
-        <w:t xml:space="preserve"> </w:t>
-      </w:r>
-      <w:r>
-        <w:t xml:space="preserve">Everything below unpacks them; every sentence traces to a registered,</w:t>
-      </w:r>
-      <w:r>
-        <w:t xml:space="preserve"> </w:t>
-      </w:r>
-      <w:r>
-        <w:t xml:space="preserve">benchmarked claim.</w:t>
-      </w:r>
-    </w:p>
-    <w:p>
-      <w:pPr>
-        <w:pStyle w:val="BodyText"/>
       </w:pPr>
       <w:r>
         <w:rPr>
           <w:bCs/>
           <w:b/>
         </w:rPr>
-        <w:t xml:space="preserve">1. How does a single-photon detector actually work?</w:t>
-      </w:r>
-      <w:r>
-        <w:t xml:space="preserve"> </w:t>
-      </w:r>
-      <w:r>
-        <w:t xml:space="preserve">A click is a real mechanical event: a tiny knot forming on a strand when</w:t>
-      </w:r>
-      <w:r>
-        <w:t xml:space="preserve"> </w:t>
-      </w:r>
-      <w:r>
-        <w:t xml:space="preserve">enough energy gathers at one spot. The detector is a threshold device,</w:t>
-      </w:r>
-      <w:r>
-        <w:t xml:space="preserve"> </w:t>
-      </w:r>
-      <w:r>
-        <w:t xml:space="preserve">like a mousetrap. The surrounding medium (the weave) is a warm bath that</w:t>
-      </w:r>
-      <w:r>
-        <w:t xml:space="preserve"> </w:t>
-      </w:r>
-      <w:r>
-        <w:t xml:space="preserve">constantly jiggles the strand, and the rate of clicks follows the classic</w:t>
-      </w:r>
-      <w:r>
-        <w:t xml:space="preserve"> </w:t>
-      </w:r>
-      <w:r>
-        <w:t xml:space="preserve">escape-over-a-barrier law. The remarkable part: the</w:t>
+        <w:t xml:space="preserve">What quantum optics says.</w:t>
+      </w:r>
+      <w:r>
+        <w:t xml:space="preserve"> </w:t>
+      </w:r>
+      <w:r>
+        <w:t xml:space="preserve">Wheeler’s setup: a photon enters an</w:t>
+      </w:r>
+      <w:r>
+        <w:t xml:space="preserve"> </w:t>
+      </w:r>
+      <w:r>
+        <w:t xml:space="preserve">interferometer, and the experimenter decides whether to insert the</w:t>
+      </w:r>
+      <w:r>
+        <w:t xml:space="preserve"> </w:t>
+      </w:r>
+      <w:r>
+        <w:t xml:space="preserve">second, recombining beam splitter</w:t>
+      </w:r>
+      <w:r>
+        <w:t xml:space="preserve"> </w:t>
+      </w:r>
+      <w:r>
+        <w:rPr>
+          <w:iCs/>
+          <w:i/>
+        </w:rPr>
+        <w:t xml:space="preserve">after</w:t>
+      </w:r>
+      <w:r>
+        <w:t xml:space="preserve"> </w:t>
+      </w:r>
+      <w:r>
+        <w:t xml:space="preserve">the photon is already past the</w:t>
+      </w:r>
+      <w:r>
+        <w:t xml:space="preserve"> </w:t>
+      </w:r>
+      <w:r>
+        <w:t xml:space="preserve">first one. Insert it and an interference pattern appears (wave behavior);</w:t>
+      </w:r>
+      <w:r>
+        <w:t xml:space="preserve"> </w:t>
+      </w:r>
+      <w:r>
+        <w:t xml:space="preserve">leave it out and the detectors reveal which arm was taken (particle</w:t>
+      </w:r>
+      <w:r>
+        <w:t xml:space="preserve"> </w:t>
+      </w:r>
+      <w:r>
+        <w:t xml:space="preserve">behavior). Because the choice is made while the photon is</w:t>
       </w:r>
       <w:r>
         <w:t xml:space="preserve"> </w:t>
@@ -709,7 +1618,7 @@
         <w:t xml:space="preserve">“</w:t>
       </w:r>
       <w:r>
-        <w:t xml:space="preserve">attempt rate</w:t>
+        <w:t xml:space="preserve">in flight,</w:t>
       </w:r>
       <w:r>
         <w:t xml:space="preserve">”</w:t>
@@ -718,31 +1627,73 @@
         <w:t xml:space="preserve"> </w:t>
       </w:r>
       <w:r>
-        <w:t xml:space="preserve">in</w:t>
-      </w:r>
-      <w:r>
-        <w:t xml:space="preserve"> </w:t>
-      </w:r>
-      <w:r>
-        <w:t xml:space="preserve">that law is not a fitted number. It is the bath’s own minimum vibration</w:t>
-      </w:r>
-      <w:r>
-        <w:t xml:space="preserve"> </w:t>
-      </w:r>
-      <w:r>
-        <w:t xml:space="preserve">frequency, the strand mass scale. The medium itself is the detector’s</w:t>
-      </w:r>
-      <w:r>
-        <w:t xml:space="preserve"> </w:t>
-      </w:r>
-      <w:r>
-        <w:t xml:space="preserve">metronome, and this held up under two independent statistical methods</w:t>
-      </w:r>
-      <w:r>
-        <w:t xml:space="preserve"> </w:t>
-      </w:r>
-      <w:r>
-        <w:t xml:space="preserve">with opposite failure modes.</w:t>
+        <w:t xml:space="preserve">the standard telling has the photon retroactively deciding, at BS1,</w:t>
+      </w:r>
+      <w:r>
+        <w:t xml:space="preserve"> </w:t>
+      </w:r>
+      <w:r>
+        <w:t xml:space="preserve">whether it was a wave or a particle – the outcome of a past event fixed</w:t>
+      </w:r>
+      <w:r>
+        <w:t xml:space="preserve"> </w:t>
+      </w:r>
+      <w:r>
+        <w:t xml:space="preserve">by a later free choice. This is usually wrapped in Bohr’s complementarity</w:t>
+      </w:r>
+      <w:r>
+        <w:t xml:space="preserve"> </w:t>
+      </w:r>
+      <w:r>
+        <w:t xml:space="preserve">(</w:t>
+      </w:r>
+      <w:r>
+        <w:t xml:space="preserve">“</w:t>
+      </w:r>
+      <w:r>
+        <w:t xml:space="preserve">no phenomenon is a phenomenon until it is an observed phenomenon</w:t>
+      </w:r>
+      <w:r>
+        <w:t xml:space="preserve">”</w:t>
+      </w:r>
+      <w:r>
+        <w:t xml:space="preserve">) and</w:t>
+      </w:r>
+      <w:r>
+        <w:t xml:space="preserve"> </w:t>
+      </w:r>
+      <w:r>
+        <w:t xml:space="preserve">sometimes in frankly retrocausal language, and it is offered as evidence</w:t>
+      </w:r>
+      <w:r>
+        <w:t xml:space="preserve"> </w:t>
+      </w:r>
+      <w:r>
+        <w:t xml:space="preserve">that a quantum system has no definite properties until measured. The</w:t>
+      </w:r>
+      <w:r>
+        <w:t xml:space="preserve"> </w:t>
+      </w:r>
+      <w:r>
+        <w:t xml:space="preserve">duality between the two behaviors is sharpened into the</w:t>
+      </w:r>
+      <w:r>
+        <w:t xml:space="preserve"> </w:t>
+      </w:r>
+      <w:r>
+        <w:t xml:space="preserve">Englert-Greenberger-Yasin relation V^2 + D^2 &lt;= 1, presented as a deep</w:t>
+      </w:r>
+      <w:r>
+        <w:t xml:space="preserve"> </w:t>
+      </w:r>
+      <w:r>
+        <w:t xml:space="preserve">complementarity bound trading fringe visibility V against which-path</w:t>
+      </w:r>
+      <w:r>
+        <w:t xml:space="preserve"> </w:t>
+      </w:r>
+      <w:r>
+        <w:t xml:space="preserve">distinguishability D.</w:t>
       </w:r>
     </w:p>
     <w:p>
@@ -754,149 +1705,1160 @@
           <w:bCs/>
           <w:b/>
         </w:rPr>
-        <w:t xml:space="preserve">2. Why does a small detector seem to have memory, when nothing in it</w:t>
-      </w:r>
+        <w:t xml:space="preserve">What rope theory says.</w:t>
+      </w:r>
+      <w:r>
+        <w:t xml:space="preserve"> </w:t>
+      </w:r>
+      <w:r>
+        <w:t xml:space="preserve">The paradox needs a variable – which arm the</w:t>
+      </w:r>
+      <w:r>
+        <w:t xml:space="preserve"> </w:t>
+      </w:r>
+      <w:r>
+        <w:t xml:space="preserve">particle took at the first splitter – for the late choice to reach back</w:t>
+      </w:r>
+      <w:r>
+        <w:t xml:space="preserve"> </w:t>
+      </w:r>
+      <w:r>
+        <w:t xml:space="preserve">and set. The framework has no such variable at any time, so there is</w:t>
+      </w:r>
+      <w:r>
+        <w:t xml:space="preserve"> </w:t>
+      </w:r>
+      <w:r>
+        <w:t xml:space="preserve">nothing to retro-affect and the puzzle simply has no referent.</w:t>
+      </w:r>
+      <w:r>
+        <w:t xml:space="preserve"> </w:t>
+      </w:r>
+      <w:r>
+        <w:t xml:space="preserve">Propagation is untouched by the whole-quantum rule: the torsional wave</w:t>
+      </w:r>
+      <w:r>
+        <w:t xml:space="preserve"> </w:t>
+      </w:r>
+      <w:r>
+        <w:t xml:space="preserve">threads</w:t>
+      </w:r>
+      <w:r>
+        <w:t xml:space="preserve"> </w:t>
+      </w:r>
+      <w:r>
+        <w:rPr>
+          <w:iCs/>
+          <w:i/>
+        </w:rPr>
+        <w:t xml:space="preserve">both</w:t>
+      </w:r>
+      <w:r>
+        <w:t xml:space="preserve"> </w:t>
+      </w:r>
+      <w:r>
+        <w:t xml:space="preserve">arms in every configuration, nothing is decided at the</w:t>
+      </w:r>
+      <w:r>
+        <w:t xml:space="preserve"> </w:t>
+      </w:r>
+      <w:r>
+        <w:t xml:space="preserve">first splitter because no trajectory exists to decide, and the only</w:t>
+      </w:r>
+      <w:r>
+        <w:t xml:space="preserve"> </w:t>
+      </w:r>
+      <w:r>
+        <w:t xml:space="preserve">discrete event is absorption. There the quantum is delivered whole to one</w:t>
+      </w:r>
+      <w:r>
+        <w:t xml:space="preserve"> </w:t>
+      </w:r>
+      <w:r>
+        <w:t xml:space="preserve">channel, with Born weights set by the apparatus</w:t>
+      </w:r>
+      <w:r>
+        <w:t xml:space="preserve"> </w:t>
+      </w:r>
+      <w:r>
+        <w:rPr>
+          <w:iCs/>
+          <w:i/>
+        </w:rPr>
+        <w:t xml:space="preserve">as it stands at the</w:t>
+      </w:r>
+      <w:r>
+        <w:rPr>
+          <w:iCs/>
+          <w:i/>
+        </w:rPr>
+        <w:t xml:space="preserve"> </w:t>
+      </w:r>
+      <w:r>
+        <w:rPr>
+          <w:iCs/>
+          <w:i/>
+        </w:rPr>
+        <w:t xml:space="preserve">moment of absorption</w:t>
+      </w:r>
+      <w:r>
+        <w:t xml:space="preserve">. From this, choice-timing invariance is a one-line</w:t>
+      </w:r>
+      <w:r>
+        <w:t xml:space="preserve"> </w:t>
+      </w:r>
+      <w:r>
+        <w:t xml:space="preserve">theorem: the statistics depend only on the channel-energy configuration</w:t>
+      </w:r>
+      <w:r>
+        <w:t xml:space="preserve"> </w:t>
+      </w:r>
+      <w:r>
+        <w:t xml:space="preserve">at absorption, so</w:t>
+      </w:r>
+      <w:r>
+        <w:t xml:space="preserve"> </w:t>
+      </w:r>
+      <w:r>
+        <w:rPr>
+          <w:iCs/>
+          <w:i/>
+        </w:rPr>
+        <w:t xml:space="preserve">when</w:t>
+      </w:r>
+      <w:r>
+        <w:t xml:space="preserve"> </w:t>
+      </w:r>
+      <w:r>
+        <w:t xml:space="preserve">the choice was made cannot matter provided it</w:t>
+      </w:r>
+      <w:r>
+        <w:t xml:space="preserve"> </w:t>
+      </w:r>
+      <w:r>
+        <w:t xml:space="preserve">precedes absorption. The late insertion of a beam splitter simply</w:t>
+      </w:r>
+      <w:r>
+        <w:t xml:space="preserve"> </w:t>
+      </w:r>
+      <w:r>
+        <w:t xml:space="preserve">disposes of a wave still in flight – ordinary forward causation, zero</w:t>
+      </w:r>
+      <w:r>
+        <w:t xml:space="preserve"> </w:t>
+      </w:r>
+      <w:r>
+        <w:t xml:space="preserve">retrocausality – and the experimental record (no dependence on choice</w:t>
+      </w:r>
+      <w:r>
+        <w:t xml:space="preserve"> </w:t>
+      </w:r>
+      <w:r>
+        <w:t xml:space="preserve">timing) becomes the framework’s boring null prediction instead of a</w:t>
+      </w:r>
+      <w:r>
+        <w:t xml:space="preserve"> </w:t>
+      </w:r>
+      <w:r>
+        <w:t xml:space="preserve">quantum shock. The</w:t>
+      </w:r>
+      <w:r>
+        <w:t xml:space="preserve"> </w:t>
+      </w:r>
+      <w:r>
+        <w:t xml:space="preserve">“</w:t>
+      </w:r>
+      <w:r>
+        <w:t xml:space="preserve">which-path statistics</w:t>
+      </w:r>
+      <w:r>
+        <w:t xml:space="preserve">”</w:t>
+      </w:r>
+      <w:r>
+        <w:t xml:space="preserve"> </w:t>
+      </w:r>
+      <w:r>
+        <w:t xml:space="preserve">of the open configuration are</w:t>
+      </w:r>
+      <w:r>
+        <w:t xml:space="preserve"> </w:t>
+      </w:r>
+      <w:r>
+        <w:t xml:space="preserve">50/50 clicks without a which-path fact, because delivery-to-one-detector</w:t>
+      </w:r>
+      <w:r>
+        <w:t xml:space="preserve"> </w:t>
+      </w:r>
+      <w:r>
+        <w:t xml:space="preserve">is not travel-down-one-arm. And the celebrated duality relation is</w:t>
+      </w:r>
+      <w:r>
+        <w:t xml:space="preserve"> </w:t>
+      </w:r>
+      <w:r>
+        <w:t xml:space="preserve">demoted from deep bound to arithmetic: with a partial recombiner of</w:t>
+      </w:r>
+      <w:r>
+        <w:t xml:space="preserve"> </w:t>
+      </w:r>
+      <w:r>
+        <w:t xml:space="preserve">reflectivity R the output energy is 1/2 + sqrt(R(1-R)) cos(phi), giving</w:t>
+      </w:r>
+      <w:r>
+        <w:t xml:space="preserve"> </w:t>
+      </w:r>
+      <w:r>
+        <w:t xml:space="preserve">V = 2 sqrt(R(1-R)) and D = |1-2R|, so V^2 + D^2 = 1 identically for every</w:t>
+      </w:r>
+      <w:r>
+        <w:t xml:space="preserve"> </w:t>
+      </w:r>
+      <w:r>
+        <w:t xml:space="preserve">R – one fixed energy budget partitioned between an interfering and a</w:t>
+      </w:r>
+      <w:r>
+        <w:t xml:space="preserve"> </w:t>
+      </w:r>
+      <w:r>
+        <w:t xml:space="preserve">non-interfering part (FND-STRAND-028, Derived).</w:t>
+      </w:r>
+    </w:p>
+    <w:bookmarkEnd w:id="24"/>
+    <w:bookmarkStart w:id="25" w:name="X2fbee2bc0aea281a73a61a57096b718173cb40b"/>
+    <w:p>
+      <w:pPr>
+        <w:pStyle w:val="Heading3"/>
+      </w:pPr>
+      <w:r>
+        <w:t xml:space="preserve">5. Hong-Ou-Mandel interference: PINNED, not yet explained</w:t>
+      </w:r>
+    </w:p>
+    <w:p>
+      <w:pPr>
+        <w:pStyle w:val="FirstParagraph"/>
+      </w:pPr>
       <w:r>
         <w:rPr>
           <w:bCs/>
           <w:b/>
         </w:rPr>
-        <w:t xml:space="preserve"> </w:t>
-      </w:r>
+        <w:t xml:space="preserve">What quantum optics says.</w:t>
+      </w:r>
+      <w:r>
+        <w:t xml:space="preserve"> </w:t>
+      </w:r>
+      <w:r>
+        <w:t xml:space="preserve">Send two identical photons into a 50/50</w:t>
+      </w:r>
+      <w:r>
+        <w:t xml:space="preserve"> </w:t>
+      </w:r>
+      <w:r>
+        <w:t xml:space="preserve">beam splitter, one from each side. They always leave together, both out</w:t>
+      </w:r>
+      <w:r>
+        <w:t xml:space="preserve"> </w:t>
+      </w:r>
+      <w:r>
+        <w:t xml:space="preserve">of the same port, never one each – the coincidence rate drops to zero</w:t>
+      </w:r>
+      <w:r>
+        <w:t xml:space="preserve"> </w:t>
+      </w:r>
+      <w:r>
+        <w:t xml:space="preserve">(the HOM dip). The quantized explanation is genuine two-photon</w:t>
+      </w:r>
+      <w:r>
+        <w:t xml:space="preserve"> </w:t>
+      </w:r>
+      <w:r>
+        <w:t xml:space="preserve">interference: the amplitude for both-transmitted and the amplitude for</w:t>
+      </w:r>
+      <w:r>
+        <w:t xml:space="preserve"> </w:t>
+      </w:r>
+      <w:r>
+        <w:t xml:space="preserve">both-reflected are equal and opposite (the bosonic minus sign from two</w:t>
+      </w:r>
+      <w:r>
+        <w:t xml:space="preserve"> </w:t>
+      </w:r>
+      <w:r>
+        <w:t xml:space="preserve">reflections), so the</w:t>
+      </w:r>
+      <w:r>
+        <w:t xml:space="preserve"> </w:t>
+      </w:r>
+      <w:r>
+        <w:t xml:space="preserve">“</w:t>
+      </w:r>
+      <w:r>
+        <w:t xml:space="preserve">one each</w:t>
+      </w:r>
+      <w:r>
+        <w:t xml:space="preserve">”</w:t>
+      </w:r>
+      <w:r>
+        <w:t xml:space="preserve"> </w:t>
+      </w:r>
+      <w:r>
+        <w:t xml:space="preserve">outcome cancels. The depth of the dip</w:t>
+      </w:r>
+      <w:r>
+        <w:t xml:space="preserve"> </w:t>
+      </w:r>
+      <w:r>
+        <w:t xml:space="preserve">measures how indistinguishable the two photons are, and no</w:t>
+      </w:r>
+      <w:r>
+        <w:t xml:space="preserve"> </w:t>
+      </w:r>
+      <w:r>
+        <w:t xml:space="preserve">single-photon or classical-wave picture reproduces it at full strength</w:t>
+      </w:r>
+      <w:r>
+        <w:t xml:space="preserve"> </w:t>
+      </w:r>
+      <w:r>
+        <w:t xml:space="preserve">– a classical treatment caps at 50% visibility, while the quantum</w:t>
+      </w:r>
+      <w:r>
+        <w:t xml:space="preserve"> </w:t>
+      </w:r>
+      <w:r>
+        <w:t xml:space="preserve">result reaches 100%. HOM is the deepest two-photon effect below the Bell</w:t>
+      </w:r>
+      <w:r>
+        <w:t xml:space="preserve"> </w:t>
+      </w:r>
+      <w:r>
+        <w:t xml:space="preserve">tests, and it is entirely a statement about the joint amplitude of two</w:t>
+      </w:r>
+      <w:r>
+        <w:t xml:space="preserve"> </w:t>
+      </w:r>
+      <w:r>
+        <w:t xml:space="preserve">identical quanta, an object with no single-particle counterpart.</w:t>
+      </w:r>
+    </w:p>
+    <w:p>
+      <w:pPr>
+        <w:pStyle w:val="BodyText"/>
+      </w:pPr>
       <w:r>
         <w:rPr>
           <w:bCs/>
           <w:b/>
         </w:rPr>
-        <w:t xml:space="preserve">remembers anything?</w:t>
-      </w:r>
-      <w:r>
-        <w:t xml:space="preserve"> </w:t>
-      </w:r>
-      <w:r>
-        <w:t xml:space="preserve">Freshly reset small detectors click fast at first and then settle down,</w:t>
-      </w:r>
-      <w:r>
-        <w:t xml:space="preserve"> </w:t>
-      </w:r>
-      <w:r>
-        <w:t xml:space="preserve">which looks like aging or memory. We hunted for the memory with</w:t>
-      </w:r>
-      <w:r>
-        <w:t xml:space="preserve"> </w:t>
-      </w:r>
-      <w:r>
-        <w:t xml:space="preserve">purpose-built instruments and found nothing changing: temperature flat,</w:t>
-      </w:r>
-      <w:r>
-        <w:t xml:space="preserve"> </w:t>
-      </w:r>
-      <w:r>
-        <w:t xml:space="preserve">forces flat, no starting condition predicting anything. The answer came</w:t>
-      </w:r>
-      <w:r>
-        <w:t xml:space="preserve"> </w:t>
-      </w:r>
-      <w:r>
-        <w:t xml:space="preserve">from changing one line: start the detector in true equilibrium with its</w:t>
-      </w:r>
-      <w:r>
-        <w:t xml:space="preserve"> </w:t>
-      </w:r>
-      <w:r>
-        <w:t xml:space="preserve">bath instead of switched on cold, and the effect vanishes completely.</w:t>
-      </w:r>
-      <w:r>
-        <w:t xml:space="preserve"> </w:t>
-      </w:r>
-      <w:r>
-        <w:t xml:space="preserve">The</w:t>
-      </w:r>
-      <w:r>
-        <w:t xml:space="preserve"> </w:t>
-      </w:r>
-      <w:r>
-        <w:t xml:space="preserve">“</w:t>
-      </w:r>
-      <w:r>
-        <w:t xml:space="preserve">memory</w:t>
-      </w:r>
-      <w:r>
-        <w:t xml:space="preserve">”</w:t>
-      </w:r>
-      <w:r>
-        <w:t xml:space="preserve"> </w:t>
-      </w:r>
-      <w:r>
-        <w:t xml:space="preserve">was a switch-on transient, the brief extra jostling any</w:t>
-      </w:r>
-      <w:r>
-        <w:t xml:space="preserve"> </w:t>
-      </w:r>
-      <w:r>
-        <w:t xml:space="preserve">system feels while it and its bath get acquainted. Nothing inside ever</w:t>
-      </w:r>
-      <w:r>
-        <w:t xml:space="preserve"> </w:t>
-      </w:r>
-      <w:r>
-        <w:t xml:space="preserve">remembers; the appearance of memory is the echo of the power-up. And</w:t>
-      </w:r>
-      <w:r>
-        <w:t xml:space="preserve"> </w:t>
-      </w:r>
-      <w:r>
-        <w:t xml:space="preserve">detector size hides the effect by pure arithmetic: a large detector is</w:t>
-      </w:r>
-      <w:r>
-        <w:t xml:space="preserve"> </w:t>
-      </w:r>
-      <w:r>
-        <w:t xml:space="preserve">many independent click sites racing each other, the first click always</w:t>
-      </w:r>
-      <w:r>
-        <w:t xml:space="preserve"> </w:t>
-      </w:r>
-      <w:r>
-        <w:t xml:space="preserve">comes early, and early clicks only ever sample the settled behavior. We</w:t>
-      </w:r>
-      <w:r>
-        <w:t xml:space="preserve"> </w:t>
-      </w:r>
-      <w:r>
-        <w:t xml:space="preserve">proved the exact law: the large detector’s statistics are the small</w:t>
-      </w:r>
-      <w:r>
-        <w:t xml:space="preserve"> </w:t>
-      </w:r>
-      <w:r>
-        <w:t xml:space="preserve">one’s raised to the size ratio, with zero adjustable constants.</w:t>
-      </w:r>
-    </w:p>
-    <w:p>
-      <w:pPr>
-        <w:pStyle w:val="BodyText"/>
+        <w:t xml:space="preserve">What rope theory says.</w:t>
+      </w:r>
+      <w:r>
+        <w:t xml:space="preserve"> </w:t>
+      </w:r>
+      <w:r>
+        <w:t xml:space="preserve">Here the framework does something most</w:t>
+      </w:r>
+      <w:r>
+        <w:t xml:space="preserve"> </w:t>
+      </w:r>
+      <w:r>
+        <w:t xml:space="preserve">theories avoid: it derives the exact size of what it</w:t>
+      </w:r>
+      <w:r>
+        <w:t xml:space="preserve"> </w:t>
+      </w:r>
+      <w:r>
+        <w:rPr>
+          <w:iCs/>
+          <w:i/>
+        </w:rPr>
+        <w:t xml:space="preserve">cannot</w:t>
+      </w:r>
+      <w:r>
+        <w:t xml:space="preserve"> </w:t>
+      </w:r>
+      <w:r>
+        <w:t xml:space="preserve">yet</w:t>
+      </w:r>
+      <w:r>
+        <w:t xml:space="preserve"> </w:t>
+      </w:r>
+      <w:r>
+        <w:t xml:space="preserve">explain, and refuses to paper over the gap. Two internal routes are</w:t>
+      </w:r>
+      <w:r>
+        <w:t xml:space="preserve"> </w:t>
+      </w:r>
+      <w:r>
+        <w:t xml:space="preserve">each pinned. The classical-wave route – two packets with random relative</w:t>
+      </w:r>
+      <w:r>
+        <w:t xml:space="preserve"> </w:t>
+      </w:r>
+      <w:r>
+        <w:t xml:space="preserve">phase interfering inside the framework’s own detector theory – gives a</w:t>
+      </w:r>
+      <w:r>
+        <w:t xml:space="preserve"> </w:t>
+      </w:r>
+      <w:r>
+        <w:t xml:space="preserve">coincidence visibility of at most one-half, attained only when the</w:t>
+      </w:r>
+      <w:r>
+        <w:t xml:space="preserve"> </w:t>
+      </w:r>
+      <w:r>
+        <w:t xml:space="preserve">amplitudes match exactly, and degraded by any imbalance: the textbook</w:t>
+      </w:r>
+      <w:r>
+        <w:t xml:space="preserve"> </w:t>
+      </w:r>
+      <w:r>
+        <w:t xml:space="preserve">50% cap, now a derived closed form. The granular route – two quanta each</w:t>
+      </w:r>
+      <w:r>
+        <w:t xml:space="preserve"> </w:t>
+      </w:r>
+      <w:r>
+        <w:t xml:space="preserve">delivered independently by the whole-quantum rule – gives</w:t>
+      </w:r>
+      <w:r>
+        <w:t xml:space="preserve"> </w:t>
+      </w:r>
+      <w:r>
+        <w:rPr>
+          <w:iCs/>
+          <w:i/>
+        </w:rPr>
+        <w:t xml:space="preserve">no</w:t>
+      </w:r>
+      <w:r>
+        <w:t xml:space="preserve"> </w:t>
+      </w:r>
+      <w:r>
+        <w:t xml:space="preserve">dip at</w:t>
+      </w:r>
+      <w:r>
+        <w:t xml:space="preserve"> </w:t>
+      </w:r>
+      <w:r>
+        <w:t xml:space="preserve">all (visibility zero), because two independent deliveries land in the</w:t>
+      </w:r>
+      <w:r>
+        <w:t xml:space="preserve"> </w:t>
+      </w:r>
+      <w:r>
+        <w:t xml:space="preserve">same joint pattern as fully distinguishable photons. So the very</w:t>
+      </w:r>
+      <w:r>
+        <w:t xml:space="preserve"> </w:t>
+      </w:r>
+      <w:r>
+        <w:t xml:space="preserve">per-quantum independence that made the whole-quantum rule so clean</w:t>
+      </w:r>
+      <w:r>
+        <w:t xml:space="preserve"> </w:t>
+      </w:r>
+      <w:r>
+        <w:t xml:space="preserve">everywhere else (it recovered the classical limit, forbade fake</w:t>
+      </w:r>
+      <w:r>
+        <w:t xml:space="preserve"> </w:t>
+      </w:r>
+      <w:r>
+        <w:t xml:space="preserve">antibunching, made delayed choice boring) is exactly what fails here.</w:t>
+      </w:r>
+      <w:r>
+        <w:t xml:space="preserve"> </w:t>
+      </w:r>
+      <w:r>
+        <w:t xml:space="preserve">The pin table is therefore explicit: granular 0, wave &lt;= 1/2, quantum</w:t>
+      </w:r>
+      <w:r>
+        <w:t xml:space="preserve"> </w:t>
+      </w:r>
+      <w:r>
+        <w:t xml:space="preserve">mechanics 1, experiment routinely above 0.9. The missing ingredient is</w:t>
+      </w:r>
+      <w:r>
+        <w:t xml:space="preserve"> </w:t>
+      </w:r>
+      <w:r>
+        <w:t xml:space="preserve">located with unusual precision – not in how the quanta propagate, not in</w:t>
+      </w:r>
+      <w:r>
+        <w:t xml:space="preserve"> </w:t>
+      </w:r>
+      <w:r>
+        <w:t xml:space="preserve">how they are detected, but in a</w:t>
+      </w:r>
+      <w:r>
+        <w:t xml:space="preserve"> </w:t>
+      </w:r>
+      <w:r>
+        <w:rPr>
+          <w:iCs/>
+          <w:i/>
+        </w:rPr>
+        <w:t xml:space="preserve">correlation in how two indistinguishable</w:t>
+      </w:r>
+      <w:r>
+        <w:rPr>
+          <w:iCs/>
+          <w:i/>
+        </w:rPr>
+        <w:t xml:space="preserve"> </w:t>
+      </w:r>
+      <w:r>
+        <w:rPr>
+          <w:iCs/>
+          <w:i/>
+        </w:rPr>
+        <w:t xml:space="preserve">quanta are delivered</w:t>
+      </w:r>
+      <w:r>
+        <w:t xml:space="preserve">. The shape of the fix is even specified (a</w:t>
+      </w:r>
+      <w:r>
+        <w:t xml:space="preserve"> </w:t>
+      </w:r>
+      <w:r>
+        <w:t xml:space="preserve">joint-delivery rule, the two-quantum echo of the whole-quantum grant),</w:t>
+      </w:r>
+      <w:r>
+        <w:t xml:space="preserve"> </w:t>
+      </w:r>
+      <w:r>
+        <w:t xml:space="preserve">along with the conditions that would kill it, and it is deliberately not</w:t>
+      </w:r>
+      <w:r>
+        <w:t xml:space="preserve"> </w:t>
+      </w:r>
+      <w:r>
+        <w:t xml:space="preserve">adopted: a new postulate is an authorial decision with a real austerity</w:t>
+      </w:r>
+      <w:r>
+        <w:t xml:space="preserve"> </w:t>
+      </w:r>
+      <w:r>
+        <w:t xml:space="preserve">cost, and this result</w:t>
+      </w:r>
+      <w:r>
+        <w:t xml:space="preserve"> </w:t>
+      </w:r>
+      <w:r>
+        <w:rPr>
+          <w:iCs/>
+          <w:i/>
+        </w:rPr>
+        <w:t xml:space="preserve">pins</w:t>
+      </w:r>
+      <w:r>
+        <w:t xml:space="preserve"> </w:t>
+      </w:r>
+      <w:r>
+        <w:t xml:space="preserve">the boundary rather than</w:t>
+      </w:r>
+      <w:r>
+        <w:t xml:space="preserve"> </w:t>
+      </w:r>
+      <w:r>
+        <w:rPr>
+          <w:iCs/>
+          <w:i/>
+        </w:rPr>
+        <w:t xml:space="preserve">purchasing</w:t>
+      </w:r>
+      <w:r>
+        <w:t xml:space="preserve"> </w:t>
+      </w:r>
+      <w:r>
+        <w:t xml:space="preserve">the</w:t>
+      </w:r>
+      <w:r>
+        <w:t xml:space="preserve"> </w:t>
+      </w:r>
+      <w:r>
+        <w:t xml:space="preserve">crossing (FND-STRAND-029, Modeled).</w:t>
+      </w:r>
+    </w:p>
+    <w:bookmarkEnd w:id="25"/>
+    <w:bookmarkStart w:id="26" w:name="Xbf94ea380b5c6d868aa69525417dbf8f418931d"/>
+    <w:p>
+      <w:pPr>
+        <w:pStyle w:val="Heading3"/>
+      </w:pPr>
+      <w:r>
+        <w:t xml:space="preserve">6. Heralded single photons, and the quantum eraser: HONESTLY DEFERRED</w:t>
+      </w:r>
+    </w:p>
+    <w:p>
+      <w:pPr>
+        <w:pStyle w:val="FirstParagraph"/>
       </w:pPr>
       <w:r>
         <w:rPr>
           <w:bCs/>
           <w:b/>
         </w:rPr>
-        <w:t xml:space="preserve">3. How can single photons, fired one at a time over hours, build up an</w:t>
-      </w:r>
+        <w:t xml:space="preserve">What quantum optics says.</w:t>
+      </w:r>
+      <w:r>
+        <w:t xml:space="preserve"> </w:t>
+      </w:r>
+      <w:r>
+        <w:t xml:space="preserve">Two related setups. Heralding: a nonlinear</w:t>
+      </w:r>
+      <w:r>
+        <w:t xml:space="preserve"> </w:t>
+      </w:r>
+      <w:r>
+        <w:t xml:space="preserve">crystal splits one pump photon into a correlated pair (parametric</w:t>
+      </w:r>
+      <w:r>
+        <w:t xml:space="preserve"> </w:t>
+      </w:r>
+      <w:r>
+        <w:t xml:space="preserve">down-conversion), and detecting one member announces –</w:t>
+      </w:r>
+      <w:r>
+        <w:t xml:space="preserve"> </w:t>
+      </w:r>
+      <w:r>
+        <w:t xml:space="preserve">“</w:t>
+      </w:r>
+      <w:r>
+        <w:t xml:space="preserve">heralds</w:t>
+      </w:r>
+      <w:r>
+        <w:t xml:space="preserve">”</w:t>
+      </w:r>
+      <w:r>
+        <w:t xml:space="preserve"> </w:t>
+      </w:r>
+      <w:r>
+        <w:t xml:space="preserve">– the</w:t>
+      </w:r>
+      <w:r>
+        <w:t xml:space="preserve"> </w:t>
+      </w:r>
+      <w:r>
+        <w:t xml:space="preserve">presence of its twin, giving an on-demand single photon. The quantum</w:t>
+      </w:r>
+      <w:r>
+        <w:t xml:space="preserve"> </w:t>
+      </w:r>
+      <w:r>
+        <w:t xml:space="preserve">eraser: which-path information about one photon is stored in an entangled</w:t>
+      </w:r>
+      <w:r>
+        <w:t xml:space="preserve"> </w:t>
+      </w:r>
+      <w:r>
+        <w:t xml:space="preserve">partner, and by choosing how to measure the partner one can</w:t>
+      </w:r>
+      <w:r>
+        <w:t xml:space="preserve"> </w:t>
+      </w:r>
+      <w:r>
+        <w:t xml:space="preserve">“</w:t>
+      </w:r>
+      <w:r>
+        <w:t xml:space="preserve">erase</w:t>
+      </w:r>
+      <w:r>
+        <w:t xml:space="preserve">”</w:t>
+      </w:r>
+      <w:r>
+        <w:t xml:space="preserve"> </w:t>
+      </w:r>
+      <w:r>
+        <w:t xml:space="preserve">that</w:t>
+      </w:r>
+      <w:r>
+        <w:t xml:space="preserve"> </w:t>
+      </w:r>
+      <w:r>
+        <w:t xml:space="preserve">information and restore an interference pattern that which-path knowledge</w:t>
+      </w:r>
+      <w:r>
+        <w:t xml:space="preserve"> </w:t>
+      </w:r>
+      <w:r>
+        <w:t xml:space="preserve">had destroyed – even, in the delayed-choice version, after the first</w:t>
+      </w:r>
+      <w:r>
+        <w:t xml:space="preserve"> </w:t>
+      </w:r>
+      <w:r>
+        <w:t xml:space="preserve">photon has already been detected, which is again given a retrocausal</w:t>
+      </w:r>
+      <w:r>
+        <w:t xml:space="preserve"> </w:t>
+      </w:r>
+      <w:r>
+        <w:t xml:space="preserve">gloss. Both rest on entanglement: genuinely nonlocal correlations</w:t>
+      </w:r>
+      <w:r>
+        <w:t xml:space="preserve"> </w:t>
+      </w:r>
+      <w:r>
+        <w:t xml:space="preserve">between separated systems that violate the Bell/CHSH inequalities and so</w:t>
+      </w:r>
+      <w:r>
+        <w:t xml:space="preserve"> </w:t>
+      </w:r>
+      <w:r>
+        <w:t xml:space="preserve">cannot be reproduced by any locally-caused, definite-outcome mechanism.</w:t>
+      </w:r>
+    </w:p>
+    <w:p>
+      <w:pPr>
+        <w:pStyle w:val="BodyText"/>
+      </w:pPr>
       <w:r>
         <w:rPr>
           <w:bCs/>
           <w:b/>
         </w:rPr>
-        <w:t xml:space="preserve"> </w:t>
-      </w:r>
+        <w:t xml:space="preserve">What rope theory says.</w:t>
+      </w:r>
+      <w:r>
+        <w:t xml:space="preserve"> </w:t>
+      </w:r>
+      <w:r>
+        <w:t xml:space="preserve">The framework declines both, and says exactly</w:t>
+      </w:r>
+      <w:r>
+        <w:t xml:space="preserve"> </w:t>
+      </w:r>
+      <w:r>
+        <w:t xml:space="preserve">why. Heralding is a statement about the</w:t>
+      </w:r>
+      <w:r>
+        <w:t xml:space="preserve"> </w:t>
+      </w:r>
+      <w:r>
+        <w:rPr>
+          <w:iCs/>
+          <w:i/>
+        </w:rPr>
+        <w:t xml:space="preserve">source</w:t>
+      </w:r>
+      <w:r>
+        <w:t xml:space="preserve"> </w:t>
+      </w:r>
+      <w:r>
+        <w:t xml:space="preserve">– how a correlated pair</w:t>
+      </w:r>
+      <w:r>
+        <w:t xml:space="preserve"> </w:t>
+      </w:r>
+      <w:r>
+        <w:t xml:space="preserve">is born in the crystal – and the framework has built a mechanical model</w:t>
+      </w:r>
+      <w:r>
+        <w:t xml:space="preserve"> </w:t>
+      </w:r>
+      <w:r>
+        <w:t xml:space="preserve">of the detector, not of the source; that sector is registered as open,</w:t>
+      </w:r>
+      <w:r>
+        <w:t xml:space="preserve"> </w:t>
+      </w:r>
+      <w:r>
+        <w:t xml:space="preserve">not quietly assumed. The entangled eraser sits behind the corpus’s</w:t>
+      </w:r>
+      <w:r>
+        <w:t xml:space="preserve"> </w:t>
+      </w:r>
+      <w:r>
+        <w:t xml:space="preserve">oldest and most firmly proven boundary: a local counting model cannot</w:t>
+      </w:r>
+      <w:r>
+        <w:t xml:space="preserve"> </w:t>
+      </w:r>
+      <w:r>
+        <w:t xml:space="preserve">produce Bell-type (CHSH) correlations, full stop. That is not a gap</w:t>
+      </w:r>
+      <w:r>
+        <w:t xml:space="preserve"> </w:t>
+      </w:r>
+      <w:r>
+        <w:t xml:space="preserve">awaiting a clever session; it is a theorem (the whole-quantum rule is</w:t>
+      </w:r>
+      <w:r>
+        <w:t xml:space="preserve"> </w:t>
+      </w:r>
+      <w:r>
+        <w:t xml:space="preserve">explicitly local and per-outcome, and grants no entanglement), and the</w:t>
+      </w:r>
+      <w:r>
+        <w:t xml:space="preserve"> </w:t>
+      </w:r>
+      <w:r>
+        <w:t xml:space="preserve">registry records it as a wall rather than promising a crossing. Deferring</w:t>
+      </w:r>
+      <w:r>
+        <w:t xml:space="preserve"> </w:t>
+      </w:r>
+      <w:r>
+        <w:t xml:space="preserve">these honestly – naming the source model as unbuilt and the Bell</w:t>
+      </w:r>
+      <w:r>
+        <w:t xml:space="preserve"> </w:t>
+      </w:r>
+      <w:r>
+        <w:t xml:space="preserve">boundary as proven – is itself the point: the framework marks the edge</w:t>
+      </w:r>
+      <w:r>
+        <w:t xml:space="preserve"> </w:t>
+      </w:r>
+      <w:r>
+        <w:t xml:space="preserve">of its jurisdiction instead of blurring it.</w:t>
+      </w:r>
+    </w:p>
+    <w:p>
+      <w:pPr>
+        <w:pStyle w:val="BodyText"/>
+      </w:pPr>
+      <w:r>
+        <w:t xml:space="preserve">The pattern across the scoreboard: the double slit and four more items</w:t>
+      </w:r>
+      <w:r>
+        <w:t xml:space="preserve"> </w:t>
+      </w:r>
+      <w:r>
+        <w:t xml:space="preserve">converted from quantum mystique into detector bookkeeping, one bounded</w:t>
+      </w:r>
+      <w:r>
+        <w:t xml:space="preserve"> </w:t>
+      </w:r>
+      <w:r>
+        <w:t xml:space="preserve">with its missing piece located to the millimeter, one deferred with the</w:t>
+      </w:r>
+      <w:r>
+        <w:t xml:space="preserve"> </w:t>
+      </w:r>
+      <w:r>
+        <w:t xml:space="preserve">reason named. In every</w:t>
+      </w:r>
+      <w:r>
+        <w:t xml:space="preserve"> </w:t>
+      </w:r>
+      <w:r>
+        <w:t xml:space="preserve">case the standard predictions stand; what the rope account removes is the</w:t>
+      </w:r>
+      <w:r>
+        <w:t xml:space="preserve"> </w:t>
+      </w:r>
+      <w:r>
+        <w:t xml:space="preserve">unpointable machinery beneath them – the collapsing wavefunction, the</w:t>
+      </w:r>
+      <w:r>
+        <w:t xml:space="preserve"> </w:t>
+      </w:r>
+      <w:r>
+        <w:t xml:space="preserve">carrierless indivisibility, the choice made by nothing – and replaces it</w:t>
+      </w:r>
+      <w:r>
+        <w:t xml:space="preserve"> </w:t>
+      </w:r>
+      <w:r>
+        <w:t xml:space="preserve">with a wave that is really in both arms and a quantum that is really</w:t>
+      </w:r>
+      <w:r>
+        <w:t xml:space="preserve"> </w:t>
+      </w:r>
+      <w:r>
+        <w:t xml:space="preserve">delivered to one. Every verdict traces to a registered claim with an</w:t>
+      </w:r>
+      <w:r>
+        <w:t xml:space="preserve"> </w:t>
+      </w:r>
+      <w:r>
+        <w:t xml:space="preserve">executable check.</w:t>
+      </w:r>
+    </w:p>
+    <w:bookmarkEnd w:id="26"/>
+    <w:bookmarkEnd w:id="27"/>
+    <w:bookmarkStart w:id="28" w:name="X8c7ab3652f09261409e49224f743dabde214764"/>
+    <w:p>
+      <w:pPr>
+        <w:pStyle w:val="Heading2"/>
+      </w:pPr>
+      <w:r>
+        <w:t xml:space="preserve">Three questions this framework can now answer</w:t>
+      </w:r>
+    </w:p>
+    <w:p>
+      <w:pPr>
+        <w:pStyle w:val="FirstParagraph"/>
+      </w:pPr>
+      <w:r>
+        <w:t xml:space="preserve">Before the detail, here are the three results in their simplest form.</w:t>
+      </w:r>
+      <w:r>
+        <w:t xml:space="preserve"> </w:t>
+      </w:r>
+      <w:r>
+        <w:t xml:space="preserve">Everything below unpacks them; every sentence traces to a registered,</w:t>
+      </w:r>
+      <w:r>
+        <w:t xml:space="preserve"> </w:t>
+      </w:r>
+      <w:r>
+        <w:t xml:space="preserve">benchmarked claim.</w:t>
+      </w:r>
+    </w:p>
+    <w:p>
+      <w:pPr>
+        <w:pStyle w:val="BodyText"/>
+      </w:pPr>
       <w:r>
         <w:rPr>
           <w:bCs/>
           <w:b/>
         </w:rPr>
+        <w:t xml:space="preserve">1. How does a single-photon detector actually work?</w:t>
+      </w:r>
+      <w:r>
+        <w:t xml:space="preserve"> </w:t>
+      </w:r>
+      <w:r>
+        <w:t xml:space="preserve">A click is a real mechanical event: a tiny knot forming on a strand when</w:t>
+      </w:r>
+      <w:r>
+        <w:t xml:space="preserve"> </w:t>
+      </w:r>
+      <w:r>
+        <w:t xml:space="preserve">enough energy gathers at one spot. The detector is a threshold device,</w:t>
+      </w:r>
+      <w:r>
+        <w:t xml:space="preserve"> </w:t>
+      </w:r>
+      <w:r>
+        <w:t xml:space="preserve">like a mousetrap. The surrounding medium (the weave) is a warm bath that</w:t>
+      </w:r>
+      <w:r>
+        <w:t xml:space="preserve"> </w:t>
+      </w:r>
+      <w:r>
+        <w:t xml:space="preserve">constantly jiggles the strand, and the rate of clicks follows the classic</w:t>
+      </w:r>
+      <w:r>
+        <w:t xml:space="preserve"> </w:t>
+      </w:r>
+      <w:r>
+        <w:t xml:space="preserve">escape-over-a-barrier law. The remarkable part: the</w:t>
+      </w:r>
+      <w:r>
+        <w:t xml:space="preserve"> </w:t>
+      </w:r>
+      <w:r>
+        <w:t xml:space="preserve">“</w:t>
+      </w:r>
+      <w:r>
+        <w:t xml:space="preserve">attempt rate</w:t>
+      </w:r>
+      <w:r>
+        <w:t xml:space="preserve">”</w:t>
+      </w:r>
+      <w:r>
+        <w:t xml:space="preserve"> </w:t>
+      </w:r>
+      <w:r>
+        <w:t xml:space="preserve">in</w:t>
+      </w:r>
+      <w:r>
+        <w:t xml:space="preserve"> </w:t>
+      </w:r>
+      <w:r>
+        <w:t xml:space="preserve">that law is not a fitted number. It is the bath’s own minimum vibration</w:t>
+      </w:r>
+      <w:r>
+        <w:t xml:space="preserve"> </w:t>
+      </w:r>
+      <w:r>
+        <w:t xml:space="preserve">frequency, the strand mass scale. The medium itself is the detector’s</w:t>
+      </w:r>
+      <w:r>
+        <w:t xml:space="preserve"> </w:t>
+      </w:r>
+      <w:r>
+        <w:t xml:space="preserve">metronome, and this held up under two independent statistical methods</w:t>
+      </w:r>
+      <w:r>
+        <w:t xml:space="preserve"> </w:t>
+      </w:r>
+      <w:r>
+        <w:t xml:space="preserve">with opposite failure modes.</w:t>
+      </w:r>
+    </w:p>
+    <w:p>
+      <w:pPr>
+        <w:pStyle w:val="BodyText"/>
+      </w:pPr>
+      <w:r>
+        <w:rPr>
+          <w:bCs/>
+          <w:b/>
+        </w:rPr>
+        <w:t xml:space="preserve">2. Why does a small detector seem to have memory, when nothing in it</w:t>
+      </w:r>
+      <w:r>
+        <w:rPr>
+          <w:bCs/>
+          <w:b/>
+        </w:rPr>
+        <w:t xml:space="preserve"> </w:t>
+      </w:r>
+      <w:r>
+        <w:rPr>
+          <w:bCs/>
+          <w:b/>
+        </w:rPr>
+        <w:t xml:space="preserve">remembers anything?</w:t>
+      </w:r>
+      <w:r>
+        <w:t xml:space="preserve"> </w:t>
+      </w:r>
+      <w:r>
+        <w:t xml:space="preserve">Freshly reset small detectors click fast at first and then settle down,</w:t>
+      </w:r>
+      <w:r>
+        <w:t xml:space="preserve"> </w:t>
+      </w:r>
+      <w:r>
+        <w:t xml:space="preserve">which looks like aging or memory. We hunted for the memory with</w:t>
+      </w:r>
+      <w:r>
+        <w:t xml:space="preserve"> </w:t>
+      </w:r>
+      <w:r>
+        <w:t xml:space="preserve">purpose-built instruments and found nothing changing: temperature flat,</w:t>
+      </w:r>
+      <w:r>
+        <w:t xml:space="preserve"> </w:t>
+      </w:r>
+      <w:r>
+        <w:t xml:space="preserve">forces flat, no starting condition predicting anything. The answer came</w:t>
+      </w:r>
+      <w:r>
+        <w:t xml:space="preserve"> </w:t>
+      </w:r>
+      <w:r>
+        <w:t xml:space="preserve">from changing one line: start the detector in true equilibrium with its</w:t>
+      </w:r>
+      <w:r>
+        <w:t xml:space="preserve"> </w:t>
+      </w:r>
+      <w:r>
+        <w:t xml:space="preserve">bath instead of switched on cold, and the effect vanishes completely.</w:t>
+      </w:r>
+      <w:r>
+        <w:t xml:space="preserve"> </w:t>
+      </w:r>
+      <w:r>
+        <w:t xml:space="preserve">The</w:t>
+      </w:r>
+      <w:r>
+        <w:t xml:space="preserve"> </w:t>
+      </w:r>
+      <w:r>
+        <w:t xml:space="preserve">“</w:t>
+      </w:r>
+      <w:r>
+        <w:t xml:space="preserve">memory</w:t>
+      </w:r>
+      <w:r>
+        <w:t xml:space="preserve">”</w:t>
+      </w:r>
+      <w:r>
+        <w:t xml:space="preserve"> </w:t>
+      </w:r>
+      <w:r>
+        <w:t xml:space="preserve">was a switch-on transient, the brief extra jostling any</w:t>
+      </w:r>
+      <w:r>
+        <w:t xml:space="preserve"> </w:t>
+      </w:r>
+      <w:r>
+        <w:t xml:space="preserve">system feels while it and its bath get acquainted. Nothing inside ever</w:t>
+      </w:r>
+      <w:r>
+        <w:t xml:space="preserve"> </w:t>
+      </w:r>
+      <w:r>
+        <w:t xml:space="preserve">remembers; the appearance of memory is the echo of the power-up. And</w:t>
+      </w:r>
+      <w:r>
+        <w:t xml:space="preserve"> </w:t>
+      </w:r>
+      <w:r>
+        <w:t xml:space="preserve">detector size hides the effect by pure arithmetic: a large detector is</w:t>
+      </w:r>
+      <w:r>
+        <w:t xml:space="preserve"> </w:t>
+      </w:r>
+      <w:r>
+        <w:t xml:space="preserve">many independent click sites racing each other, the first click always</w:t>
+      </w:r>
+      <w:r>
+        <w:t xml:space="preserve"> </w:t>
+      </w:r>
+      <w:r>
+        <w:t xml:space="preserve">comes early, and early clicks only ever sample the settled behavior. We</w:t>
+      </w:r>
+      <w:r>
+        <w:t xml:space="preserve"> </w:t>
+      </w:r>
+      <w:r>
+        <w:t xml:space="preserve">proved the exact law: the large detector’s statistics are the small</w:t>
+      </w:r>
+      <w:r>
+        <w:t xml:space="preserve"> </w:t>
+      </w:r>
+      <w:r>
+        <w:t xml:space="preserve">one’s raised to the size ratio, with zero adjustable constants.</w:t>
+      </w:r>
+    </w:p>
+    <w:p>
+      <w:pPr>
+        <w:pStyle w:val="BodyText"/>
+      </w:pPr>
+      <w:r>
+        <w:rPr>
+          <w:bCs/>
+          <w:b/>
+        </w:rPr>
+        <w:t xml:space="preserve">3. How can single photons, fired one at a time over hours, build up an</w:t>
+      </w:r>
+      <w:r>
+        <w:rPr>
+          <w:bCs/>
+          <w:b/>
+        </w:rPr>
+        <w:t xml:space="preserve"> </w:t>
+      </w:r>
+      <w:r>
+        <w:rPr>
+          <w:bCs/>
+          <w:b/>
+        </w:rPr>
         <w:t xml:space="preserve">interference pattern, as if each one interferes with itself?</w:t>
+      </w:r>
+      <w:r>
+        <w:t xml:space="preserve"> </w:t>
+      </w:r>
+      <w:r>
+        <w:t xml:space="preserve">(This is the double slit of scoreboard item 0, restated as one of the</w:t>
+      </w:r>
+      <w:r>
+        <w:t xml:space="preserve"> </w:t>
+      </w:r>
+      <w:r>
+        <w:t xml:space="preserve">three questions; the mechanism is worth seeing twice.)</w:t>
       </w:r>
       <w:r>
         <w:t xml:space="preserve"> </w:t>
@@ -1040,13 +3002,331 @@
         </w:pict>
       </w:r>
     </w:p>
-    <w:bookmarkEnd w:id="21"/>
-    <w:bookmarkStart w:id="22" w:name="the-question-in-one-sentence"/>
+    <w:bookmarkEnd w:id="28"/>
+    <w:bookmarkStart w:id="29" w:name="X21ad6d59027ce8dce9afcd32541002778e85947"/>
     <w:p>
       <w:pPr>
         <w:pStyle w:val="Heading2"/>
       </w:pPr>
       <w:r>
+        <w:t xml:space="preserve">What</w:t>
+      </w:r>
+      <w:r>
+        <w:t xml:space="preserve"> </w:t>
+      </w:r>
+      <w:r>
+        <w:t xml:space="preserve">“</w:t>
+      </w:r>
+      <w:r>
+        <w:t xml:space="preserve">the bath</w:t>
+      </w:r>
+      <w:r>
+        <w:t xml:space="preserve">”</w:t>
+      </w:r>
+      <w:r>
+        <w:t xml:space="preserve"> </w:t>
+      </w:r>
+      <w:r>
+        <w:t xml:space="preserve">is (a reader’s question, answered precisely)</w:t>
+      </w:r>
+    </w:p>
+    <w:p>
+      <w:pPr>
+        <w:pStyle w:val="FirstParagraph"/>
+      </w:pPr>
+      <w:r>
+        <w:t xml:space="preserve">This document leans on the phrase</w:t>
+      </w:r>
+      <w:r>
+        <w:t xml:space="preserve"> </w:t>
+      </w:r>
+      <w:r>
+        <w:t xml:space="preserve">“</w:t>
+      </w:r>
+      <w:r>
+        <w:t xml:space="preserve">the warm bath,</w:t>
+      </w:r>
+      <w:r>
+        <w:t xml:space="preserve">”</w:t>
+      </w:r>
+      <w:r>
+        <w:t xml:space="preserve"> </w:t>
+      </w:r>
+      <w:r>
+        <w:t xml:space="preserve">so it deserves an</w:t>
+      </w:r>
+      <w:r>
+        <w:t xml:space="preserve"> </w:t>
+      </w:r>
+      <w:r>
+        <w:t xml:space="preserve">exact unpacking. The bath is not a second substance added alongside the</w:t>
+      </w:r>
+      <w:r>
+        <w:t xml:space="preserve"> </w:t>
+      </w:r>
+      <w:r>
+        <w:t xml:space="preserve">ropes. It IS the rope fabric, vibrating thermally.</w:t>
+      </w:r>
+    </w:p>
+    <w:p>
+      <w:pPr>
+        <w:pStyle w:val="BodyText"/>
+      </w:pPr>
+      <w:r>
+        <w:t xml:space="preserve">The medium is one network of strands. The detector strand (the one that</w:t>
+      </w:r>
+      <w:r>
+        <w:t xml:space="preserve"> </w:t>
+      </w:r>
+      <w:r>
+        <w:t xml:space="preserve">forms a knot when it clicks) is physically continuous with the rest of</w:t>
+      </w:r>
+      <w:r>
+        <w:t xml:space="preserve"> </w:t>
+      </w:r>
+      <w:r>
+        <w:t xml:space="preserve">that network, and the surrounding network, with all its vibrational</w:t>
+      </w:r>
+      <w:r>
+        <w:t xml:space="preserve"> </w:t>
+      </w:r>
+      <w:r>
+        <w:t xml:space="preserve">modes, is what the framework calls the weave. Same fabric, two roles:</w:t>
+      </w:r>
+      <w:r>
+        <w:t xml:space="preserve"> </w:t>
+      </w:r>
+      <w:r>
+        <w:t xml:space="preserve">the strand under study is the</w:t>
+      </w:r>
+      <w:r>
+        <w:t xml:space="preserve"> </w:t>
+      </w:r>
+      <w:r>
+        <w:t xml:space="preserve">“</w:t>
+      </w:r>
+      <w:r>
+        <w:t xml:space="preserve">system,</w:t>
+      </w:r>
+      <w:r>
+        <w:t xml:space="preserve">”</w:t>
+      </w:r>
+      <w:r>
+        <w:t xml:space="preserve"> </w:t>
+      </w:r>
+      <w:r>
+        <w:t xml:space="preserve">and everything it is woven into</w:t>
+      </w:r>
+      <w:r>
+        <w:t xml:space="preserve"> </w:t>
+      </w:r>
+      <w:r>
+        <w:t xml:space="preserve">is its</w:t>
+      </w:r>
+      <w:r>
+        <w:t xml:space="preserve"> </w:t>
+      </w:r>
+      <w:r>
+        <w:t xml:space="preserve">“</w:t>
+      </w:r>
+      <w:r>
+        <w:t xml:space="preserve">environment.</w:t>
+      </w:r>
+      <w:r>
+        <w:t xml:space="preserve">”</w:t>
+      </w:r>
+      <w:r>
+        <w:t xml:space="preserve"> </w:t>
+      </w:r>
+      <w:r>
+        <w:t xml:space="preserve">“</w:t>
+      </w:r>
+      <w:r>
+        <w:t xml:space="preserve">Warm</w:t>
+      </w:r>
+      <w:r>
+        <w:t xml:space="preserve">”</w:t>
+      </w:r>
+      <w:r>
+        <w:t xml:space="preserve"> </w:t>
+      </w:r>
+      <w:r>
+        <w:t xml:space="preserve">means those surrounding modes carry</w:t>
+      </w:r>
+      <w:r>
+        <w:t xml:space="preserve"> </w:t>
+      </w:r>
+      <w:r>
+        <w:t xml:space="preserve">ordinary thermal energy, jostling the detector strand through the</w:t>
+      </w:r>
+      <w:r>
+        <w:t xml:space="preserve"> </w:t>
+      </w:r>
+      <w:r>
+        <w:t xml:space="preserve">couplings at every contact. This is where the framework’s second</w:t>
+      </w:r>
+      <w:r>
+        <w:t xml:space="preserve"> </w:t>
+      </w:r>
+      <w:r>
+        <w:t xml:space="preserve">founding assumption lives (</w:t>
+      </w:r>
+      <w:r>
+        <w:t xml:space="preserve">“</w:t>
+      </w:r>
+      <w:r>
+        <w:t xml:space="preserve">the weave is warm</w:t>
+      </w:r>
+      <w:r>
+        <w:t xml:space="preserve">”</w:t>
+      </w:r>
+      <w:r>
+        <w:t xml:space="preserve">): the corpus does not</w:t>
+      </w:r>
+      <w:r>
+        <w:t xml:space="preserve"> </w:t>
+      </w:r>
+      <w:r>
+        <w:t xml:space="preserve">derive why the fabric has a temperature; it grants that it does, prices</w:t>
+      </w:r>
+      <w:r>
+        <w:t xml:space="preserve"> </w:t>
+      </w:r>
+      <w:r>
+        <w:t xml:space="preserve">the grant openly, and everything downstream (the click-rate law, its</w:t>
+      </w:r>
+      <w:r>
+        <w:t xml:space="preserve"> </w:t>
+      </w:r>
+      <w:r>
+        <w:t xml:space="preserve">temperature dependence, the switch-on transient) flows from that one</w:t>
+      </w:r>
+      <w:r>
+        <w:t xml:space="preserve"> </w:t>
+      </w:r>
+      <w:r>
+        <w:t xml:space="preserve">granted fact plus mechanics.</w:t>
+      </w:r>
+    </w:p>
+    <w:p>
+      <w:pPr>
+        <w:pStyle w:val="BodyText"/>
+      </w:pPr>
+      <w:r>
+        <w:t xml:space="preserve">Two structural features matter. First, the bath is GAPPED: the weave’s</w:t>
+      </w:r>
+      <w:r>
+        <w:t xml:space="preserve"> </w:t>
+      </w:r>
+      <w:r>
+        <w:t xml:space="preserve">vibration spectrum has a minimum frequency, and that minimum is the</w:t>
+      </w:r>
+      <w:r>
+        <w:t xml:space="preserve"> </w:t>
+      </w:r>
+      <w:r>
+        <w:t xml:space="preserve">strand mass scale. This is why the bath is not generic noise – it is</w:t>
+      </w:r>
+      <w:r>
+        <w:t xml:space="preserve"> </w:t>
+      </w:r>
+      <w:r>
+        <w:t xml:space="preserve">why the detector’s attempt rate lands at the band gap (the medium is</w:t>
+      </w:r>
+      <w:r>
+        <w:t xml:space="preserve"> </w:t>
+      </w:r>
+      <w:r>
+        <w:t xml:space="preserve">its own metronome), and why two separate predictions could be pinned to</w:t>
+      </w:r>
+      <w:r>
+        <w:t xml:space="preserve"> </w:t>
+      </w:r>
+      <w:r>
+        <w:t xml:space="preserve">one spectral location. Second, the bath is an internally MIXING network,</w:t>
+      </w:r>
+      <w:r>
+        <w:t xml:space="preserve"> </w:t>
+      </w:r>
+      <w:r>
+        <w:t xml:space="preserve">not a passive collection of independent oscillators: its modes exchange</w:t>
+      </w:r>
+      <w:r>
+        <w:t xml:space="preserve"> </w:t>
+      </w:r>
+      <w:r>
+        <w:t xml:space="preserve">energy among themselves on a measured, size-independent timescale, a</w:t>
+      </w:r>
+      <w:r>
+        <w:t xml:space="preserve"> </w:t>
+      </w:r>
+      <w:r>
+        <w:t xml:space="preserve">fact learned from a failed theory kept on the books. That mixing is</w:t>
+      </w:r>
+      <w:r>
+        <w:t xml:space="preserve"> </w:t>
+      </w:r>
+      <w:r>
+        <w:t xml:space="preserve">what relaxes the switch-on transient, and its finite speed is why a</w:t>
+      </w:r>
+      <w:r>
+        <w:t xml:space="preserve"> </w:t>
+      </w:r>
+      <w:r>
+        <w:t xml:space="preserve">freshly reset detector briefly appears to have memory.</w:t>
+      </w:r>
+    </w:p>
+    <w:p>
+      <w:pPr>
+        <w:pStyle w:val="BodyText"/>
+      </w:pPr>
+      <w:r>
+        <w:t xml:space="preserve">So wherever this document says</w:t>
+      </w:r>
+      <w:r>
+        <w:t xml:space="preserve"> </w:t>
+      </w:r>
+      <w:r>
+        <w:t xml:space="preserve">“</w:t>
+      </w:r>
+      <w:r>
+        <w:t xml:space="preserve">the bath delivers the dot,</w:t>
+      </w:r>
+      <w:r>
+        <w:t xml:space="preserve">”</w:t>
+      </w:r>
+      <w:r>
+        <w:t xml:space="preserve"> </w:t>
+      </w:r>
+      <w:r>
+        <w:t xml:space="preserve">read: the</w:t>
+      </w:r>
+      <w:r>
+        <w:t xml:space="preserve"> </w:t>
+      </w:r>
+      <w:r>
+        <w:t xml:space="preserve">rest of the rope fabric, vibrating thermally above its own minimum</w:t>
+      </w:r>
+      <w:r>
+        <w:t xml:space="preserve"> </w:t>
+      </w:r>
+      <w:r>
+        <w:t xml:space="preserve">frequency, continuously shaking the strand it is woven around – until,</w:t>
+      </w:r>
+      <w:r>
+        <w:t xml:space="preserve"> </w:t>
+      </w:r>
+      <w:r>
+        <w:t xml:space="preserve">rarely and locally, the shaking concentrates enough to tie the knot.</w:t>
+      </w:r>
+    </w:p>
+    <w:bookmarkEnd w:id="29"/>
+    <w:bookmarkStart w:id="30" w:name="the-question-in-one-sentence"/>
+    <w:p>
+      <w:pPr>
+        <w:pStyle w:val="Heading2"/>
+      </w:pPr>
+      <w:r>
         <w:t xml:space="preserve">The question in one sentence</w:t>
       </w:r>
     </w:p>
@@ -1120,8 +3400,8 @@
         <w:t xml:space="preserve">over its threshold, and how often?</w:t>
       </w:r>
     </w:p>
-    <w:bookmarkEnd w:id="22"/>
-    <w:bookmarkStart w:id="23" w:name="the-short-answer"/>
+    <w:bookmarkEnd w:id="30"/>
+    <w:bookmarkStart w:id="31" w:name="the-short-answer"/>
     <w:p>
       <w:pPr>
         <w:pStyle w:val="Heading2"/>
@@ -1378,8 +3658,8 @@
         <w:t xml:space="preserve">corpus’s Derived status, the highest tier.</w:t>
       </w:r>
     </w:p>
-    <w:bookmarkEnd w:id="23"/>
-    <w:bookmarkStart w:id="24" w:name="Xbb4711eaf8d7d5d2913d9e32d8778274a5b58a4"/>
+    <w:bookmarkEnd w:id="31"/>
+    <w:bookmarkStart w:id="32" w:name="Xbb4711eaf8d7d5d2913d9e32d8778274a5b58a4"/>
     <w:p>
       <w:pPr>
         <w:pStyle w:val="Heading2"/>
@@ -1635,8 +3915,8 @@
         <w:t xml:space="preserve">precisely the mechanism by which the slip relaxes.</w:t>
       </w:r>
     </w:p>
-    <w:bookmarkEnd w:id="24"/>
-    <w:bookmarkStart w:id="25" w:name="Xc0b623b983f989b085dcb77298086472e43fd36"/>
+    <w:bookmarkEnd w:id="32"/>
+    <w:bookmarkStart w:id="33" w:name="Xc0b623b983f989b085dcb77298086472e43fd36"/>
     <w:p>
       <w:pPr>
         <w:pStyle w:val="Heading2"/>
@@ -1807,8 +4087,8 @@
         <w:t xml:space="preserve">falsifiable rather than flexible.</w:t>
       </w:r>
     </w:p>
-    <w:bookmarkEnd w:id="25"/>
-    <w:bookmarkStart w:id="26" w:name="the-scale-caveat-stated-plainly"/>
+    <w:bookmarkEnd w:id="33"/>
+    <w:bookmarkStart w:id="34" w:name="the-scale-caveat-stated-plainly"/>
     <w:p>
       <w:pPr>
         <w:pStyle w:val="Heading2"/>
@@ -1855,8 +4135,8 @@
         <w:t xml:space="preserve">falsifiable now; the absolute calibration is registered as open.</w:t>
       </w:r>
     </w:p>
-    <w:bookmarkEnd w:id="26"/>
-    <w:bookmarkStart w:id="27" w:name="Xc41e15803d59de2071660d3bd5ad74912e00026"/>
+    <w:bookmarkEnd w:id="34"/>
+    <w:bookmarkStart w:id="35" w:name="Xc41e15803d59de2071660d3bd5ad74912e00026"/>
     <w:p>
       <w:pPr>
         <w:pStyle w:val="Heading2"/>
@@ -2103,8 +4383,8 @@
         <w:t xml:space="preserve">borders are where the next expedition starts.</w:t>
       </w:r>
     </w:p>
-    <w:bookmarkEnd w:id="27"/>
-    <w:bookmarkStart w:id="28" w:name="where-to-look-in-the-corpus"/>
+    <w:bookmarkEnd w:id="35"/>
+    <w:bookmarkStart w:id="36" w:name="where-to-look-in-the-corpus"/>
     <w:p>
       <w:pPr>
         <w:pStyle w:val="Heading2"/>
@@ -2334,8 +4614,8 @@
         <w:t xml:space="preserve">running the corresponding benchmark.</w:t>
       </w:r>
     </w:p>
-    <w:bookmarkEnd w:id="28"/>
-    <w:bookmarkEnd w:id="29"/>
+    <w:bookmarkEnd w:id="36"/>
+    <w:bookmarkEnd w:id="37"/>
     <w:sectPr/>
   </w:body>
 </w:document>

--- a/papers/_sources/the_detector_understood.docx
+++ b/papers/_sources/the_detector_understood.docx
@@ -2,7 +2,7 @@
 <file path=word/document.xml><?xml version="1.0" encoding="utf-8"?>
 <w:document xmlns:w="http://schemas.openxmlformats.org/wordprocessingml/2006/main" xmlns:m="http://schemas.openxmlformats.org/officeDocument/2006/math" xmlns:r="http://schemas.openxmlformats.org/officeDocument/2006/relationships" xmlns:o="urn:schemas-microsoft-com:office:office" xmlns:v="urn:schemas-microsoft-com:vml" xmlns:w10="urn:schemas-microsoft-com:office:word" xmlns:a="http://schemas.openxmlformats.org/drawingml/2006/main" xmlns:pic="http://schemas.openxmlformats.org/drawingml/2006/picture" xmlns:wp="http://schemas.openxmlformats.org/drawingml/2006/wordprocessingDrawing">
   <w:body>
-    <w:bookmarkStart w:id="37" w:name="X4bb6a5f0512cb28e2ef3421b6a98b3090c544ac"/>
+    <w:bookmarkStart w:id="40" w:name="X4bb6a5f0512cb28e2ef3421b6a98b3090c544ac"/>
     <w:p>
       <w:pPr>
         <w:pStyle w:val="Heading1"/>
@@ -172,7 +172,7 @@
         </w:pict>
       </w:r>
     </w:p>
-    <w:bookmarkStart w:id="27" w:name="X772bf10ab84ed30dfdc52e06d08edb2b04def9a"/>
+    <w:bookmarkStart w:id="30" w:name="X772bf10ab84ed30dfdc52e06d08edb2b04def9a"/>
     <w:p>
       <w:pPr>
         <w:pStyle w:val="Heading2"/>
@@ -265,7 +265,7 @@
         <w:t xml:space="preserve">could in principle watch.</w:t>
       </w:r>
     </w:p>
-    <w:bookmarkStart w:id="20" w:name="Xb19127f37f7c70e3edd1cf9d8ad90b537c51c71"/>
+    <w:bookmarkStart w:id="23" w:name="Xb19127f37f7c70e3edd1cf9d8ad90b537c51c71"/>
     <w:p>
       <w:pPr>
         <w:pStyle w:val="Heading3"/>
@@ -654,8 +654,187 @@
         <w:t xml:space="preserve">registered, at absorption, as the framework’s surveyed edge.</w:t>
       </w:r>
     </w:p>
-    <w:bookmarkEnd w:id="20"/>
-    <w:bookmarkStart w:id="21" w:name="X5ae47094bce75615f0f40ebcf4d5a7e63a02f39"/>
+    <w:p>
+      <w:pPr>
+        <w:pStyle w:val="CaptionedFigure"/>
+      </w:pPr>
+      <w:r>
+        <w:drawing>
+          <wp:inline>
+            <wp:extent cx="5334000" cy="3556000"/>
+            <wp:effectExtent b="0" l="0" r="0" t="0"/>
+            <wp:docPr descr="The double slit, corrected picture" title="" id="21" name="Picture"/>
+            <a:graphic>
+              <a:graphicData uri="http://schemas.openxmlformats.org/drawingml/2006/picture">
+                <pic:pic>
+                  <pic:nvPicPr>
+                    <pic:cNvPr descr="../figures/double_slit_corrected.png" id="22" name="Picture"/>
+                    <pic:cNvPicPr>
+                      <a:picLocks noChangeArrowheads="1" noChangeAspect="1"/>
+                    </pic:cNvPicPr>
+                  </pic:nvPicPr>
+                  <pic:blipFill>
+                    <a:blip r:embed="rId20"/>
+                    <a:stretch>
+                      <a:fillRect/>
+                    </a:stretch>
+                  </pic:blipFill>
+                  <pic:spPr bwMode="auto">
+                    <a:xfrm>
+                      <a:off x="0" y="0"/>
+                      <a:ext cx="5334000" cy="3556000"/>
+                    </a:xfrm>
+                    <a:prstGeom prst="rect">
+                      <a:avLst/>
+                    </a:prstGeom>
+                    <a:noFill/>
+                    <a:ln w="9525">
+                      <a:noFill/>
+                      <a:headEnd/>
+                      <a:tailEnd/>
+                    </a:ln>
+                  </pic:spPr>
+                </pic:pic>
+              </a:graphicData>
+            </a:graphic>
+          </wp:inline>
+        </w:drawing>
+      </w:r>
+    </w:p>
+    <w:p>
+      <w:pPr>
+        <w:pStyle w:val="ImageCaption"/>
+      </w:pPr>
+      <w:r>
+        <w:t xml:space="preserve">The double slit, corrected picture</w:t>
+      </w:r>
+    </w:p>
+    <w:p>
+      <w:pPr>
+        <w:pStyle w:val="BodyText"/>
+      </w:pPr>
+      <w:r>
+        <w:rPr>
+          <w:iCs/>
+          <w:i/>
+        </w:rPr>
+        <w:t xml:space="preserve">Figure: the corrected double-slit picture. Panel 1: each slit alone</w:t>
+      </w:r>
+      <w:r>
+        <w:rPr>
+          <w:iCs/>
+          <w:i/>
+        </w:rPr>
+        <w:t xml:space="preserve"> </w:t>
+      </w:r>
+      <w:r>
+        <w:rPr>
+          <w:iCs/>
+          <w:i/>
+        </w:rPr>
+        <w:t xml:space="preserve">produces a wide single-slit envelope. Panel 2: both slits open and</w:t>
+      </w:r>
+      <w:r>
+        <w:rPr>
+          <w:iCs/>
+          <w:i/>
+        </w:rPr>
+        <w:t xml:space="preserve"> </w:t>
+      </w:r>
+      <w:r>
+        <w:rPr>
+          <w:iCs/>
+          <w:i/>
+        </w:rPr>
+        <w:t xml:space="preserve">coherent – the fringes are carved into the sum of the two envelopes,</w:t>
+      </w:r>
+      <w:r>
+        <w:rPr>
+          <w:iCs/>
+          <w:i/>
+        </w:rPr>
+        <w:t xml:space="preserve"> </w:t>
+      </w:r>
+      <w:r>
+        <w:rPr>
+          <w:iCs/>
+          <w:i/>
+        </w:rPr>
+        <w:t xml:space="preserve">with the central maximum strongest. Panel 3: a which-path detector</w:t>
+      </w:r>
+      <w:r>
+        <w:rPr>
+          <w:iCs/>
+          <w:i/>
+        </w:rPr>
+        <w:t xml:space="preserve"> </w:t>
+      </w:r>
+      <w:r>
+        <w:rPr>
+          <w:iCs/>
+          <w:i/>
+        </w:rPr>
+        <w:t xml:space="preserve">destroys the fixed phase relationship, so the fringes vanish and the</w:t>
+      </w:r>
+      <w:r>
+        <w:rPr>
+          <w:iCs/>
+          <w:i/>
+        </w:rPr>
+        <w:t xml:space="preserve"> </w:t>
+      </w:r>
+      <w:r>
+        <w:rPr>
+          <w:iCs/>
+          <w:i/>
+        </w:rPr>
+        <w:t xml:space="preserve">screen shows the plain sum of the two envelopes; the envelope shape</w:t>
+      </w:r>
+      <w:r>
+        <w:rPr>
+          <w:iCs/>
+          <w:i/>
+        </w:rPr>
+        <w:t xml:space="preserve"> </w:t>
+      </w:r>
+      <w:r>
+        <w:rPr>
+          <w:iCs/>
+          <w:i/>
+        </w:rPr>
+        <w:t xml:space="preserve">itself is unchanged. Panel 4: whether that sum looks like one wide hump</w:t>
+      </w:r>
+      <w:r>
+        <w:rPr>
+          <w:iCs/>
+          <w:i/>
+        </w:rPr>
+        <w:t xml:space="preserve"> </w:t>
+      </w:r>
+      <w:r>
+        <w:rPr>
+          <w:iCs/>
+          <w:i/>
+        </w:rPr>
+        <w:t xml:space="preserve">or two distinct humps depends only on slit spacing and screen distance</w:t>
+      </w:r>
+      <w:r>
+        <w:rPr>
+          <w:iCs/>
+          <w:i/>
+        </w:rPr>
+        <w:t xml:space="preserve"> </w:t>
+      </w:r>
+      <w:r>
+        <w:rPr>
+          <w:iCs/>
+          <w:i/>
+        </w:rPr>
+        <w:t xml:space="preserve">(envelope overlap), not on any change in the physics.</w:t>
+      </w:r>
+    </w:p>
+    <w:bookmarkEnd w:id="23"/>
+    <w:bookmarkStart w:id="24" w:name="X5ae47094bce75615f0f40ebcf4d5a7e63a02f39"/>
     <w:p>
       <w:pPr>
         <w:pStyle w:val="Heading3"/>
@@ -1018,8 +1197,8 @@
         <w:t xml:space="preserve">Derived).</w:t>
       </w:r>
     </w:p>
-    <w:bookmarkEnd w:id="21"/>
-    <w:bookmarkStart w:id="22" w:name="X8503f2e95badd69068c114ed07241d9179fca6a"/>
+    <w:bookmarkEnd w:id="24"/>
+    <w:bookmarkStart w:id="25" w:name="X8503f2e95badd69068c114ed07241d9179fca6a"/>
     <w:p>
       <w:pPr>
         <w:pStyle w:val="Heading3"/>
@@ -1284,8 +1463,8 @@
         <w:t xml:space="preserve">Derived).</w:t>
       </w:r>
     </w:p>
-    <w:bookmarkEnd w:id="22"/>
-    <w:bookmarkStart w:id="23" w:name="Xc46164209ffad594b48272d2f1ea1482b327ff6"/>
+    <w:bookmarkEnd w:id="25"/>
+    <w:bookmarkStart w:id="26" w:name="Xc46164209ffad594b48272d2f1ea1482b327ff6"/>
     <w:p>
       <w:pPr>
         <w:pStyle w:val="Heading3"/>
@@ -1538,8 +1717,8 @@
         <w:t xml:space="preserve">(FND-STRAND-027, Derived).</w:t>
       </w:r>
     </w:p>
-    <w:bookmarkEnd w:id="23"/>
-    <w:bookmarkStart w:id="24" w:name="delayed-choice-derived-as-a-non-paradox"/>
+    <w:bookmarkEnd w:id="26"/>
+    <w:bookmarkStart w:id="27" w:name="delayed-choice-derived-as-a-non-paradox"/>
     <w:p>
       <w:pPr>
         <w:pStyle w:val="Heading3"/>
@@ -1923,8 +2102,8 @@
         <w:t xml:space="preserve">non-interfering part (FND-STRAND-028, Derived).</w:t>
       </w:r>
     </w:p>
-    <w:bookmarkEnd w:id="24"/>
-    <w:bookmarkStart w:id="25" w:name="X2fbee2bc0aea281a73a61a57096b718173cb40b"/>
+    <w:bookmarkEnd w:id="27"/>
+    <w:bookmarkStart w:id="28" w:name="X2fbee2bc0aea281a73a61a57096b718173cb40b"/>
     <w:p>
       <w:pPr>
         <w:pStyle w:val="Heading3"/>
@@ -2282,8 +2461,8 @@
         <w:t xml:space="preserve">crossing (FND-STRAND-029, Modeled).</w:t>
       </w:r>
     </w:p>
-    <w:bookmarkEnd w:id="25"/>
-    <w:bookmarkStart w:id="26" w:name="Xbf94ea380b5c6d868aa69525417dbf8f418931d"/>
+    <w:bookmarkEnd w:id="28"/>
+    <w:bookmarkStart w:id="29" w:name="Xbf94ea380b5c6d868aa69525417dbf8f418931d"/>
     <w:p>
       <w:pPr>
         <w:pStyle w:val="Heading3"/>
@@ -2580,9 +2759,9 @@
         <w:t xml:space="preserve">executable check.</w:t>
       </w:r>
     </w:p>
-    <w:bookmarkEnd w:id="26"/>
-    <w:bookmarkEnd w:id="27"/>
-    <w:bookmarkStart w:id="28" w:name="X8c7ab3652f09261409e49224f743dabde214764"/>
+    <w:bookmarkEnd w:id="29"/>
+    <w:bookmarkEnd w:id="30"/>
+    <w:bookmarkStart w:id="31" w:name="X8c7ab3652f09261409e49224f743dabde214764"/>
     <w:p>
       <w:pPr>
         <w:pStyle w:val="Heading2"/>
@@ -3002,8 +3181,8 @@
         </w:pict>
       </w:r>
     </w:p>
-    <w:bookmarkEnd w:id="28"/>
-    <w:bookmarkStart w:id="29" w:name="X21ad6d59027ce8dce9afcd32541002778e85947"/>
+    <w:bookmarkEnd w:id="31"/>
+    <w:bookmarkStart w:id="32" w:name="X21ad6d59027ce8dce9afcd32541002778e85947"/>
     <w:p>
       <w:pPr>
         <w:pStyle w:val="Heading2"/>
@@ -3320,8 +3499,8 @@
         <w:t xml:space="preserve">rarely and locally, the shaking concentrates enough to tie the knot.</w:t>
       </w:r>
     </w:p>
-    <w:bookmarkEnd w:id="29"/>
-    <w:bookmarkStart w:id="30" w:name="the-question-in-one-sentence"/>
+    <w:bookmarkEnd w:id="32"/>
+    <w:bookmarkStart w:id="33" w:name="the-question-in-one-sentence"/>
     <w:p>
       <w:pPr>
         <w:pStyle w:val="Heading2"/>
@@ -3400,8 +3579,8 @@
         <w:t xml:space="preserve">over its threshold, and how often?</w:t>
       </w:r>
     </w:p>
-    <w:bookmarkEnd w:id="30"/>
-    <w:bookmarkStart w:id="31" w:name="the-short-answer"/>
+    <w:bookmarkEnd w:id="33"/>
+    <w:bookmarkStart w:id="34" w:name="the-short-answer"/>
     <w:p>
       <w:pPr>
         <w:pStyle w:val="Heading2"/>
@@ -3658,8 +3837,8 @@
         <w:t xml:space="preserve">corpus’s Derived status, the highest tier.</w:t>
       </w:r>
     </w:p>
-    <w:bookmarkEnd w:id="31"/>
-    <w:bookmarkStart w:id="32" w:name="Xbb4711eaf8d7d5d2913d9e32d8778274a5b58a4"/>
+    <w:bookmarkEnd w:id="34"/>
+    <w:bookmarkStart w:id="35" w:name="Xbb4711eaf8d7d5d2913d9e32d8778274a5b58a4"/>
     <w:p>
       <w:pPr>
         <w:pStyle w:val="Heading2"/>
@@ -3915,8 +4094,8 @@
         <w:t xml:space="preserve">precisely the mechanism by which the slip relaxes.</w:t>
       </w:r>
     </w:p>
-    <w:bookmarkEnd w:id="32"/>
-    <w:bookmarkStart w:id="33" w:name="Xc0b623b983f989b085dcb77298086472e43fd36"/>
+    <w:bookmarkEnd w:id="35"/>
+    <w:bookmarkStart w:id="36" w:name="Xc0b623b983f989b085dcb77298086472e43fd36"/>
     <w:p>
       <w:pPr>
         <w:pStyle w:val="Heading2"/>
@@ -4087,8 +4266,8 @@
         <w:t xml:space="preserve">falsifiable rather than flexible.</w:t>
       </w:r>
     </w:p>
-    <w:bookmarkEnd w:id="33"/>
-    <w:bookmarkStart w:id="34" w:name="the-scale-caveat-stated-plainly"/>
+    <w:bookmarkEnd w:id="36"/>
+    <w:bookmarkStart w:id="37" w:name="the-scale-caveat-stated-plainly"/>
     <w:p>
       <w:pPr>
         <w:pStyle w:val="Heading2"/>
@@ -4135,8 +4314,8 @@
         <w:t xml:space="preserve">falsifiable now; the absolute calibration is registered as open.</w:t>
       </w:r>
     </w:p>
-    <w:bookmarkEnd w:id="34"/>
-    <w:bookmarkStart w:id="35" w:name="Xc41e15803d59de2071660d3bd5ad74912e00026"/>
+    <w:bookmarkEnd w:id="37"/>
+    <w:bookmarkStart w:id="38" w:name="Xc41e15803d59de2071660d3bd5ad74912e00026"/>
     <w:p>
       <w:pPr>
         <w:pStyle w:val="Heading2"/>
@@ -4383,8 +4562,8 @@
         <w:t xml:space="preserve">borders are where the next expedition starts.</w:t>
       </w:r>
     </w:p>
-    <w:bookmarkEnd w:id="35"/>
-    <w:bookmarkStart w:id="36" w:name="where-to-look-in-the-corpus"/>
+    <w:bookmarkEnd w:id="38"/>
+    <w:bookmarkStart w:id="39" w:name="where-to-look-in-the-corpus"/>
     <w:p>
       <w:pPr>
         <w:pStyle w:val="Heading2"/>
@@ -4614,8 +4793,8 @@
         <w:t xml:space="preserve">running the corresponding benchmark.</w:t>
       </w:r>
     </w:p>
-    <w:bookmarkEnd w:id="36"/>
-    <w:bookmarkEnd w:id="37"/>
+    <w:bookmarkEnd w:id="39"/>
+    <w:bookmarkEnd w:id="40"/>
     <w:sectPr/>
   </w:body>
 </w:document>
